--- a/Groupes/Sfaal/Documents pour le jeu/Convention privée et confidentielle Jab-fer et Mafia Sangs de sstepes.docx
+++ b/Groupes/Sfaal/Documents pour le jeu/Convention privée et confidentielle Jab-fer et Mafia Sangs de sstepes.docx
@@ -1,232 +1,310 @@
 
 <file path=word/document.xml><?xml version="1.0" encoding="utf-8"?>
-<w:document xmlns:mc="http://schemas.openxmlformats.org/markup-compatibility/2006" xmlns:o="urn:schemas-microsoft-com:office:office" xmlns:r="http://schemas.openxmlformats.org/officeDocument/2006/relationships" xmlns:m="http://schemas.openxmlformats.org/officeDocument/2006/math" xmlns:v="urn:schemas-microsoft-com:vml" xmlns:wp="http://schemas.openxmlformats.org/drawingml/2006/wordprocessingDrawing" xmlns:w10="urn:schemas-microsoft-com:office:word" xmlns:w="http://schemas.openxmlformats.org/wordprocessingml/2006/main" xmlns:wne="http://schemas.microsoft.com/office/word/2006/wordml" xmlns:sl="http://schemas.openxmlformats.org/schemaLibrary/2006/main" xmlns:a="http://schemas.openxmlformats.org/drawingml/2006/main" xmlns:pic="http://schemas.openxmlformats.org/drawingml/2006/picture" xmlns:c="http://schemas.openxmlformats.org/drawingml/2006/chart" xmlns:lc="http://schemas.openxmlformats.org/drawingml/2006/lockedCanvas" xmlns:dgm="http://schemas.openxmlformats.org/drawingml/2006/diagram" xmlns:wps="http://schemas.microsoft.com/office/word/2010/wordprocessingShape" xmlns:wpg="http://schemas.microsoft.com/office/word/2010/wordprocessingGroup" xmlns:w14="http://schemas.microsoft.com/office/word/2010/wordml" xmlns:w15="http://schemas.microsoft.com/office/word/2012/wordml" xmlns:w16="http://schemas.microsoft.com/office/word/2018/wordml" xmlns:w16cex="http://schemas.microsoft.com/office/word/2018/wordml/cex" xmlns:w16cid="http://schemas.microsoft.com/office/word/2016/wordml/cid" xmlns="http://schemas.microsoft.com/office/tasks/2019/documenttasks" xmlns:cr="http://schemas.microsoft.com/office/comments/2020/reactions">
+<w:document xmlns:wpc="http://schemas.microsoft.com/office/word/2010/wordprocessingCanvas" xmlns:cx="http://schemas.microsoft.com/office/drawing/2014/chartex" xmlns:cx1="http://schemas.microsoft.com/office/drawing/2015/9/8/chartex" xmlns:cx2="http://schemas.microsoft.com/office/drawing/2015/10/21/chartex" xmlns:cx3="http://schemas.microsoft.com/office/drawing/2016/5/9/chartex" xmlns:cx4="http://schemas.microsoft.com/office/drawing/2016/5/10/chartex" xmlns:cx5="http://schemas.microsoft.com/office/drawing/2016/5/11/chartex" xmlns:cx6="http://schemas.microsoft.com/office/drawing/2016/5/12/chartex" xmlns:cx7="http://schemas.microsoft.com/office/drawing/2016/5/13/chartex" xmlns:cx8="http://schemas.microsoft.com/office/drawing/2016/5/14/chartex" xmlns:mc="http://schemas.openxmlformats.org/markup-compatibility/2006" xmlns:aink="http://schemas.microsoft.com/office/drawing/2016/ink" xmlns:am3d="http://schemas.microsoft.com/office/drawing/2017/model3d" xmlns:o="urn:schemas-microsoft-com:office:office" xmlns:oel="http://schemas.microsoft.com/office/2019/extlst" xmlns:r="http://schemas.openxmlformats.org/officeDocument/2006/relationships" xmlns:m="http://schemas.openxmlformats.org/officeDocument/2006/math" xmlns:v="urn:schemas-microsoft-com:vml" xmlns:wp14="http://schemas.microsoft.com/office/word/2010/wordprocessingDrawing" xmlns:wp="http://schemas.openxmlformats.org/drawingml/2006/wordprocessingDrawing" xmlns:w10="urn:schemas-microsoft-com:office:word" xmlns:w="http://schemas.openxmlformats.org/wordprocessingml/2006/main" xmlns:w14="http://schemas.microsoft.com/office/word/2010/wordml" xmlns:w15="http://schemas.microsoft.com/office/word/2012/wordml" xmlns:w16cex="http://schemas.microsoft.com/office/word/2018/wordml/cex" xmlns:w16cid="http://schemas.microsoft.com/office/word/2016/wordml/cid" xmlns:w16="http://schemas.microsoft.com/office/word/2018/wordml" xmlns:w16du="http://schemas.microsoft.com/office/word/2023/wordml/word16du" xmlns:w16sdtdh="http://schemas.microsoft.com/office/word/2020/wordml/sdtdatahash" xmlns:w16sdtfl="http://schemas.microsoft.com/office/word/2024/wordml/sdtformatlock" xmlns:w16se="http://schemas.microsoft.com/office/word/2015/wordml/symex" xmlns:wpg="http://schemas.microsoft.com/office/word/2010/wordprocessingGroup" xmlns:wpi="http://schemas.microsoft.com/office/word/2010/wordprocessingInk" xmlns:wne="http://schemas.microsoft.com/office/word/2006/wordml" xmlns:wps="http://schemas.microsoft.com/office/word/2010/wordprocessingShape" mc:Ignorable="w14 w15 w16se w16cid w16 w16cex w16sdtdh w16sdtfl w16du wp14">
   <w:background w:color="FFFFCC"/>
   <w:body>
     <w:p>
       <w:pPr>
         <w:rPr>
-          <w:rFonts w:ascii="Bad Script" w:cs="Bad Script" w:eastAsia="Bad Script" w:hAnsi="Bad Script"/>
-          <w:sz w:val="72"/>
-          <w:szCs w:val="72"/>
-        </w:rPr>
-      </w:pPr>
-      <w:r>
-        <w:rPr>
-          <w:rFonts w:ascii="Bad Script" w:cs="Bad Script" w:eastAsia="Bad Script" w:hAnsi="Bad Script"/>
-          <w:sz w:val="72"/>
-          <w:szCs w:val="72"/>
-          <w:rtl w:val="0"/>
-        </w:rPr>
-        <w:t xml:space="preserve">Convention privée et non consignée</w:t>
-        <w:br w:type="textWrapping"/>
-        <w:t xml:space="preserve">entre la Maison Jab-Fer de Sfaal et la confrérie dite des Sangs des Steppes</w:t>
-      </w:r>
-    </w:p>
-    <w:p>
-      <w:pPr>
-        <w:rPr>
-          <w:rFonts w:ascii="Bad Script" w:cs="Bad Script" w:eastAsia="Bad Script" w:hAnsi="Bad Script"/>
-          <w:sz w:val="44"/>
-          <w:szCs w:val="44"/>
-        </w:rPr>
-      </w:pPr>
-      <w:r>
-        <w:rPr>
-          <w:rtl w:val="0"/>
-        </w:rPr>
-      </w:r>
-    </w:p>
-    <w:p>
-      <w:pPr>
-        <w:rPr>
-          <w:rFonts w:ascii="Bad Script" w:cs="Bad Script" w:eastAsia="Bad Script" w:hAnsi="Bad Script"/>
-          <w:sz w:val="44"/>
-          <w:szCs w:val="44"/>
-        </w:rPr>
-      </w:pPr>
-      <w:r>
-        <w:rPr>
-          <w:rFonts w:ascii="Bad Script" w:cs="Bad Script" w:eastAsia="Bad Script" w:hAnsi="Bad Script"/>
-          <w:sz w:val="44"/>
-          <w:szCs w:val="44"/>
-          <w:rtl w:val="0"/>
-        </w:rPr>
-        <w:t xml:space="preserve">Que ces lignes soient écrites pour mémoire entre les parties signataires,</w:t>
-        <w:br w:type="textWrapping"/>
-        <w:t xml:space="preserve">et qu’elles demeurent à l’écart des registres publics et des regards du Conseil des Oblats.</w:t>
-      </w:r>
-    </w:p>
-    <w:p>
-      <w:pPr>
-        <w:rPr>
-          <w:rFonts w:ascii="Bad Script" w:cs="Bad Script" w:eastAsia="Bad Script" w:hAnsi="Bad Script"/>
-          <w:sz w:val="44"/>
-          <w:szCs w:val="44"/>
-        </w:rPr>
-      </w:pPr>
-      <w:r>
-        <w:rPr>
-          <w:rFonts w:ascii="Bad Script" w:cs="Bad Script" w:eastAsia="Bad Script" w:hAnsi="Bad Script"/>
-          <w:sz w:val="44"/>
-          <w:szCs w:val="44"/>
-          <w:rtl w:val="0"/>
-        </w:rPr>
-        <w:t xml:space="preserve">En l’an 546 du IVe âge de Krondaar sous les vents du Levant, en lieu discret et convenu d’un commun accord,</w:t>
-        <w:br w:type="textWrapping"/>
-        <w:t xml:space="preserve">est établi le présent arrangement entre :</w:t>
-      </w:r>
-    </w:p>
-    <w:p>
-      <w:pPr>
-        <w:rPr>
-          <w:rFonts w:ascii="Bad Script" w:cs="Bad Script" w:eastAsia="Bad Script" w:hAnsi="Bad Script"/>
-          <w:sz w:val="44"/>
-          <w:szCs w:val="44"/>
-        </w:rPr>
-      </w:pPr>
-      <w:r>
-        <w:rPr>
-          <w:rFonts w:ascii="Bad Script" w:cs="Bad Script" w:eastAsia="Bad Script" w:hAnsi="Bad Script"/>
-          <w:sz w:val="44"/>
-          <w:szCs w:val="44"/>
-          <w:rtl w:val="0"/>
-        </w:rPr>
-        <w:t xml:space="preserve">La Maison Jab-Fer, famille de la Cité de Sfaal ayant autorité sur certains dépôts et installations portuaires liés au commerce de l’acier,</w:t>
-      </w:r>
-    </w:p>
-    <w:p>
-      <w:pPr>
-        <w:rPr>
-          <w:rFonts w:ascii="Bad Script" w:cs="Bad Script" w:eastAsia="Bad Script" w:hAnsi="Bad Script"/>
-          <w:sz w:val="44"/>
-          <w:szCs w:val="44"/>
-        </w:rPr>
-      </w:pPr>
-      <w:r>
-        <w:rPr>
-          <w:rFonts w:ascii="Bad Script" w:cs="Bad Script" w:eastAsia="Bad Script" w:hAnsi="Bad Script"/>
-          <w:sz w:val="44"/>
-          <w:szCs w:val="44"/>
-          <w:rtl w:val="0"/>
-        </w:rPr>
-        <w:t xml:space="preserve">et</w:t>
-      </w:r>
-    </w:p>
-    <w:p>
-      <w:pPr>
-        <w:rPr>
-          <w:rFonts w:ascii="Bad Script" w:cs="Bad Script" w:eastAsia="Bad Script" w:hAnsi="Bad Script"/>
-          <w:sz w:val="44"/>
-          <w:szCs w:val="44"/>
-        </w:rPr>
-      </w:pPr>
-      <w:r>
-        <w:rPr>
-          <w:rFonts w:ascii="Bad Script" w:cs="Bad Script" w:eastAsia="Bad Script" w:hAnsi="Bad Script"/>
-          <w:sz w:val="44"/>
-          <w:szCs w:val="44"/>
-          <w:rtl w:val="0"/>
-        </w:rPr>
-        <w:t xml:space="preserve">La confrérie connue sous le nom des Sangs des Steppes, organisation agissant dans les ports et quartiers marchands et disposant de réseaux étendus parmi les gens des quais.</w:t>
-      </w:r>
-    </w:p>
-    <w:p>
-      <w:pPr>
-        <w:rPr>
-          <w:rFonts w:ascii="Bad Script" w:cs="Bad Script" w:eastAsia="Bad Script" w:hAnsi="Bad Script"/>
-          <w:b w:val="1"/>
-          <w:bCs w:val="1"/>
-          <w:sz w:val="44"/>
-          <w:szCs w:val="44"/>
-        </w:rPr>
-      </w:pPr>
-      <w:r>
-        <w:rPr>
-          <w:rFonts w:ascii="Bad Script" w:cs="Bad Script" w:eastAsia="Bad Script" w:hAnsi="Bad Script"/>
-          <w:b w:val="1"/>
-          <w:bCs w:val="1"/>
-          <w:sz w:val="44"/>
-          <w:szCs w:val="44"/>
-          <w:rtl w:val="0"/>
-        </w:rPr>
-        <w:t xml:space="preserve">Article Premier – De la nature de l’accord</w:t>
-      </w:r>
-    </w:p>
-    <w:p>
-      <w:pPr>
-        <w:rPr>
-          <w:rFonts w:ascii="Bad Script" w:cs="Bad Script" w:eastAsia="Bad Script" w:hAnsi="Bad Script"/>
-          <w:sz w:val="44"/>
-          <w:szCs w:val="44"/>
-        </w:rPr>
-      </w:pPr>
-      <w:r>
-        <w:rPr>
-          <w:rFonts w:ascii="Bad Script" w:cs="Bad Script" w:eastAsia="Bad Script" w:hAnsi="Bad Script"/>
-          <w:sz w:val="44"/>
-          <w:szCs w:val="44"/>
-          <w:rtl w:val="0"/>
-        </w:rPr>
-        <w:t xml:space="preserve">La Maison Jab-Fer confie aux Sangs des Steppes la surveillance et la protection de plusieurs dépôts d’acier situés sur les quais du port de Sfaal.</w:t>
-      </w:r>
-    </w:p>
-    <w:p>
-      <w:pPr>
-        <w:rPr>
-          <w:rFonts w:ascii="Bad Script" w:cs="Bad Script" w:eastAsia="Bad Script" w:hAnsi="Bad Script"/>
-          <w:sz w:val="44"/>
-          <w:szCs w:val="44"/>
-        </w:rPr>
-      </w:pPr>
-      <w:r>
-        <w:rPr>
-          <w:rFonts w:ascii="Bad Script" w:cs="Bad Script" w:eastAsia="Bad Script" w:hAnsi="Bad Script"/>
-          <w:sz w:val="44"/>
-          <w:szCs w:val="44"/>
-          <w:rtl w:val="0"/>
-        </w:rPr>
-        <w:t xml:space="preserve">Ces dépôts comprennent notamment les cargaisons en attente d’embarquement vers les routes maritimes de la Confédération.</w:t>
-      </w:r>
-    </w:p>
-    <w:p>
-      <w:pPr>
-        <w:rPr>
-          <w:rFonts w:ascii="Bad Script" w:cs="Bad Script" w:eastAsia="Bad Script" w:hAnsi="Bad Script"/>
-          <w:b w:val="1"/>
-          <w:bCs w:val="1"/>
-          <w:sz w:val="44"/>
-          <w:szCs w:val="44"/>
-        </w:rPr>
-      </w:pPr>
-      <w:r>
-        <w:rPr>
-          <w:rFonts w:ascii="Bad Script" w:cs="Bad Script" w:eastAsia="Bad Script" w:hAnsi="Bad Script"/>
-          <w:b w:val="1"/>
-          <w:bCs w:val="1"/>
-          <w:sz w:val="44"/>
-          <w:szCs w:val="44"/>
-          <w:rtl w:val="0"/>
-        </w:rPr>
-        <w:t xml:space="preserve">Article Deuxième – Des obligations des Sangs des Steppes</w:t>
-      </w:r>
-    </w:p>
-    <w:p>
-      <w:pPr>
-        <w:rPr>
-          <w:rFonts w:ascii="Bad Script" w:cs="Bad Script" w:eastAsia="Bad Script" w:hAnsi="Bad Script"/>
-          <w:sz w:val="44"/>
-          <w:szCs w:val="44"/>
-        </w:rPr>
-      </w:pPr>
-      <w:r>
-        <w:rPr>
-          <w:rFonts w:ascii="Bad Script" w:cs="Bad Script" w:eastAsia="Bad Script" w:hAnsi="Bad Script"/>
-          <w:sz w:val="44"/>
-          <w:szCs w:val="44"/>
-          <w:rtl w:val="0"/>
-        </w:rPr>
-        <w:t xml:space="preserve">La confrérie des Sangs des Steppes s’engage à :</w:t>
+          <w:rFonts w:ascii="Bad Script" w:eastAsia="Bad Script" w:hAnsi="Bad Script" w:cs="Bad Script"/>
+          <w:sz w:val="60"/>
+          <w:szCs w:val="60"/>
+        </w:rPr>
+      </w:pPr>
+      <w:r>
+        <w:rPr>
+          <w:rFonts w:ascii="Bad Script" w:eastAsia="Bad Script" w:hAnsi="Bad Script" w:cs="Bad Script"/>
+          <w:sz w:val="60"/>
+          <w:szCs w:val="60"/>
+        </w:rPr>
+        <w:t>Convention privée et non consignée</w:t>
+      </w:r>
+      <w:r>
+        <w:rPr>
+          <w:rFonts w:ascii="Bad Script" w:eastAsia="Bad Script" w:hAnsi="Bad Script" w:cs="Bad Script"/>
+          <w:sz w:val="60"/>
+          <w:szCs w:val="60"/>
+        </w:rPr>
+        <w:br/>
+        <w:t xml:space="preserve">entre la Maison Jab-Fer de </w:t>
+      </w:r>
+      <w:proofErr w:type="spellStart"/>
+      <w:r>
+        <w:rPr>
+          <w:rFonts w:ascii="Bad Script" w:eastAsia="Bad Script" w:hAnsi="Bad Script" w:cs="Bad Script"/>
+          <w:sz w:val="60"/>
+          <w:szCs w:val="60"/>
+        </w:rPr>
+        <w:t>Sfaal</w:t>
+      </w:r>
+      <w:proofErr w:type="spellEnd"/>
+      <w:r>
+        <w:rPr>
+          <w:rFonts w:ascii="Bad Script" w:eastAsia="Bad Script" w:hAnsi="Bad Script" w:cs="Bad Script"/>
+          <w:sz w:val="60"/>
+          <w:szCs w:val="60"/>
+        </w:rPr>
+        <w:t xml:space="preserve"> et la confrérie dite des Sangs des Steppes</w:t>
+      </w:r>
+    </w:p>
+    <w:p>
+      <w:pPr>
+        <w:rPr>
+          <w:rFonts w:ascii="Bad Script" w:eastAsia="Bad Script" w:hAnsi="Bad Script" w:cs="Bad Script"/>
+          <w:sz w:val="32"/>
+          <w:szCs w:val="32"/>
+        </w:rPr>
+      </w:pPr>
+    </w:p>
+    <w:p>
+      <w:pPr>
+        <w:rPr>
+          <w:rFonts w:ascii="Bad Script" w:eastAsia="Bad Script" w:hAnsi="Bad Script" w:cs="Bad Script"/>
+          <w:sz w:val="32"/>
+          <w:szCs w:val="32"/>
+        </w:rPr>
+      </w:pPr>
+      <w:r>
+        <w:rPr>
+          <w:rFonts w:ascii="Bad Script" w:eastAsia="Bad Script" w:hAnsi="Bad Script" w:cs="Bad Script"/>
+          <w:sz w:val="32"/>
+          <w:szCs w:val="32"/>
+        </w:rPr>
+        <w:t>Que ces lignes soient écrites pour mémoire entre les parties signataires,</w:t>
+      </w:r>
+      <w:r>
+        <w:rPr>
+          <w:rFonts w:ascii="Bad Script" w:eastAsia="Bad Script" w:hAnsi="Bad Script" w:cs="Bad Script"/>
+          <w:sz w:val="32"/>
+          <w:szCs w:val="32"/>
+        </w:rPr>
+        <w:br/>
+        <w:t>et qu’elles demeurent à l’écart des registres publics et des regards du Conseil des Oblats.</w:t>
+      </w:r>
+    </w:p>
+    <w:p>
+      <w:pPr>
+        <w:rPr>
+          <w:rFonts w:ascii="Bad Script" w:eastAsia="Bad Script" w:hAnsi="Bad Script" w:cs="Bad Script"/>
+          <w:sz w:val="32"/>
+          <w:szCs w:val="32"/>
+        </w:rPr>
+      </w:pPr>
+      <w:r>
+        <w:rPr>
+          <w:rFonts w:ascii="Bad Script" w:eastAsia="Bad Script" w:hAnsi="Bad Script" w:cs="Bad Script"/>
+          <w:sz w:val="32"/>
+          <w:szCs w:val="32"/>
+        </w:rPr>
+        <w:t xml:space="preserve">En l’an 546 du IVe âge de </w:t>
+      </w:r>
+      <w:proofErr w:type="spellStart"/>
+      <w:r>
+        <w:rPr>
+          <w:rFonts w:ascii="Bad Script" w:eastAsia="Bad Script" w:hAnsi="Bad Script" w:cs="Bad Script"/>
+          <w:sz w:val="32"/>
+          <w:szCs w:val="32"/>
+        </w:rPr>
+        <w:t>Krondaar</w:t>
+      </w:r>
+      <w:proofErr w:type="spellEnd"/>
+      <w:r>
+        <w:rPr>
+          <w:rFonts w:ascii="Bad Script" w:eastAsia="Bad Script" w:hAnsi="Bad Script" w:cs="Bad Script"/>
+          <w:sz w:val="32"/>
+          <w:szCs w:val="32"/>
+        </w:rPr>
+        <w:t xml:space="preserve"> sous les vents du Levant, en lieu discret et convenu d’un commun accord,</w:t>
+      </w:r>
+      <w:r>
+        <w:rPr>
+          <w:rFonts w:ascii="Bad Script" w:eastAsia="Bad Script" w:hAnsi="Bad Script" w:cs="Bad Script"/>
+          <w:sz w:val="32"/>
+          <w:szCs w:val="32"/>
+        </w:rPr>
+        <w:br/>
+        <w:t>est établi le présent arrangement entre :</w:t>
+      </w:r>
+    </w:p>
+    <w:p>
+      <w:pPr>
+        <w:rPr>
+          <w:rFonts w:ascii="Bad Script" w:eastAsia="Bad Script" w:hAnsi="Bad Script" w:cs="Bad Script"/>
+          <w:sz w:val="32"/>
+          <w:szCs w:val="32"/>
+        </w:rPr>
+      </w:pPr>
+      <w:r>
+        <w:rPr>
+          <w:rFonts w:ascii="Bad Script" w:eastAsia="Bad Script" w:hAnsi="Bad Script" w:cs="Bad Script"/>
+          <w:sz w:val="32"/>
+          <w:szCs w:val="32"/>
+        </w:rPr>
+        <w:t xml:space="preserve">La Maison Jab-Fer, famille de la Cité de </w:t>
+      </w:r>
+      <w:proofErr w:type="spellStart"/>
+      <w:r>
+        <w:rPr>
+          <w:rFonts w:ascii="Bad Script" w:eastAsia="Bad Script" w:hAnsi="Bad Script" w:cs="Bad Script"/>
+          <w:sz w:val="32"/>
+          <w:szCs w:val="32"/>
+        </w:rPr>
+        <w:t>Sfaal</w:t>
+      </w:r>
+      <w:proofErr w:type="spellEnd"/>
+      <w:r>
+        <w:rPr>
+          <w:rFonts w:ascii="Bad Script" w:eastAsia="Bad Script" w:hAnsi="Bad Script" w:cs="Bad Script"/>
+          <w:sz w:val="32"/>
+          <w:szCs w:val="32"/>
+        </w:rPr>
+        <w:t xml:space="preserve"> ayant autorité sur certains dépôts et installations portuaires liés au commerce de l’acier,</w:t>
+      </w:r>
+    </w:p>
+    <w:p>
+      <w:pPr>
+        <w:rPr>
+          <w:rFonts w:ascii="Bad Script" w:eastAsia="Bad Script" w:hAnsi="Bad Script" w:cs="Bad Script"/>
+          <w:sz w:val="32"/>
+          <w:szCs w:val="32"/>
+        </w:rPr>
+      </w:pPr>
+      <w:r>
+        <w:rPr>
+          <w:rFonts w:ascii="Bad Script" w:eastAsia="Bad Script" w:hAnsi="Bad Script" w:cs="Bad Script"/>
+          <w:sz w:val="32"/>
+          <w:szCs w:val="32"/>
+        </w:rPr>
+        <w:t>et</w:t>
+      </w:r>
+    </w:p>
+    <w:p>
+      <w:pPr>
+        <w:rPr>
+          <w:rFonts w:ascii="Bad Script" w:eastAsia="Bad Script" w:hAnsi="Bad Script" w:cs="Bad Script"/>
+          <w:sz w:val="32"/>
+          <w:szCs w:val="32"/>
+        </w:rPr>
+      </w:pPr>
+      <w:r>
+        <w:rPr>
+          <w:rFonts w:ascii="Bad Script" w:eastAsia="Bad Script" w:hAnsi="Bad Script" w:cs="Bad Script"/>
+          <w:sz w:val="32"/>
+          <w:szCs w:val="32"/>
+        </w:rPr>
+        <w:t>La confrérie connue sous le nom des Sangs des Steppes, organisation agissant dans les ports et quartiers marchands et disposant de réseaux étendus parmi les gens des quais.</w:t>
+      </w:r>
+    </w:p>
+    <w:p>
+      <w:pPr>
+        <w:rPr>
+          <w:rFonts w:ascii="Bad Script" w:eastAsia="Bad Script" w:hAnsi="Bad Script" w:cs="Bad Script"/>
+          <w:b/>
+          <w:bCs/>
+          <w:sz w:val="32"/>
+          <w:szCs w:val="32"/>
+        </w:rPr>
+      </w:pPr>
+      <w:r>
+        <w:rPr>
+          <w:rFonts w:ascii="Bad Script" w:eastAsia="Bad Script" w:hAnsi="Bad Script" w:cs="Bad Script"/>
+          <w:b/>
+          <w:bCs/>
+          <w:sz w:val="32"/>
+          <w:szCs w:val="32"/>
+        </w:rPr>
+        <w:t>Article Premier – De la nature de l’accord</w:t>
+      </w:r>
+    </w:p>
+    <w:p>
+      <w:pPr>
+        <w:rPr>
+          <w:rFonts w:ascii="Bad Script" w:eastAsia="Bad Script" w:hAnsi="Bad Script" w:cs="Bad Script"/>
+          <w:sz w:val="32"/>
+          <w:szCs w:val="32"/>
+        </w:rPr>
+      </w:pPr>
+      <w:r>
+        <w:rPr>
+          <w:rFonts w:ascii="Bad Script" w:eastAsia="Bad Script" w:hAnsi="Bad Script" w:cs="Bad Script"/>
+          <w:sz w:val="32"/>
+          <w:szCs w:val="32"/>
+        </w:rPr>
+        <w:lastRenderedPageBreak/>
+        <w:t xml:space="preserve">La Maison Jab-Fer confie aux Sangs des Steppes la surveillance et la protection de plusieurs dépôts d’acier situés sur les quais du port de </w:t>
+      </w:r>
+      <w:proofErr w:type="spellStart"/>
+      <w:r>
+        <w:rPr>
+          <w:rFonts w:ascii="Bad Script" w:eastAsia="Bad Script" w:hAnsi="Bad Script" w:cs="Bad Script"/>
+          <w:sz w:val="32"/>
+          <w:szCs w:val="32"/>
+        </w:rPr>
+        <w:t>Sfaal</w:t>
+      </w:r>
+      <w:proofErr w:type="spellEnd"/>
+      <w:r>
+        <w:rPr>
+          <w:rFonts w:ascii="Bad Script" w:eastAsia="Bad Script" w:hAnsi="Bad Script" w:cs="Bad Script"/>
+          <w:sz w:val="32"/>
+          <w:szCs w:val="32"/>
+        </w:rPr>
+        <w:t>.</w:t>
+      </w:r>
+    </w:p>
+    <w:p>
+      <w:pPr>
+        <w:rPr>
+          <w:rFonts w:ascii="Bad Script" w:eastAsia="Bad Script" w:hAnsi="Bad Script" w:cs="Bad Script"/>
+          <w:sz w:val="32"/>
+          <w:szCs w:val="32"/>
+        </w:rPr>
+      </w:pPr>
+      <w:r>
+        <w:rPr>
+          <w:rFonts w:ascii="Bad Script" w:eastAsia="Bad Script" w:hAnsi="Bad Script" w:cs="Bad Script"/>
+          <w:sz w:val="32"/>
+          <w:szCs w:val="32"/>
+        </w:rPr>
+        <w:t>Ces dépôts comprennent notamment les cargaisons en attente d’embarquement vers les routes maritimes de la Confédération.</w:t>
+      </w:r>
+    </w:p>
+    <w:p>
+      <w:pPr>
+        <w:rPr>
+          <w:rFonts w:ascii="Bad Script" w:eastAsia="Bad Script" w:hAnsi="Bad Script" w:cs="Bad Script"/>
+          <w:b/>
+          <w:bCs/>
+          <w:sz w:val="32"/>
+          <w:szCs w:val="32"/>
+        </w:rPr>
+      </w:pPr>
+      <w:r>
+        <w:rPr>
+          <w:rFonts w:ascii="Bad Script" w:eastAsia="Bad Script" w:hAnsi="Bad Script" w:cs="Bad Script"/>
+          <w:b/>
+          <w:bCs/>
+          <w:sz w:val="32"/>
+          <w:szCs w:val="32"/>
+        </w:rPr>
+        <w:t>Article Deuxième – Des obligations des Sangs des Steppes</w:t>
+      </w:r>
+    </w:p>
+    <w:p>
+      <w:pPr>
+        <w:rPr>
+          <w:rFonts w:ascii="Bad Script" w:eastAsia="Bad Script" w:hAnsi="Bad Script" w:cs="Bad Script"/>
+          <w:sz w:val="32"/>
+          <w:szCs w:val="32"/>
+        </w:rPr>
+      </w:pPr>
+      <w:r>
+        <w:rPr>
+          <w:rFonts w:ascii="Bad Script" w:eastAsia="Bad Script" w:hAnsi="Bad Script" w:cs="Bad Script"/>
+          <w:sz w:val="32"/>
+          <w:szCs w:val="32"/>
+        </w:rPr>
+        <w:t>La confrérie des Sangs des Steppes s’engage à :</w:t>
       </w:r>
     </w:p>
     <w:p>
@@ -235,19 +313,17 @@
           <w:ilvl w:val="0"/>
           <w:numId w:val="1"/>
         </w:numPr>
-        <w:ind w:left="720" w:hanging="360"/>
-        <w:rPr>
-          <w:rFonts w:ascii="Bad Script" w:cs="Bad Script" w:eastAsia="Bad Script" w:hAnsi="Bad Script"/>
-          <w:sz w:val="44"/>
-          <w:szCs w:val="44"/>
-        </w:rPr>
-      </w:pPr>
-      <w:r>
-        <w:rPr>
-          <w:rFonts w:ascii="Bad Script" w:cs="Bad Script" w:eastAsia="Bad Script" w:hAnsi="Bad Script"/>
-          <w:sz w:val="44"/>
-          <w:szCs w:val="44"/>
-          <w:rtl w:val="0"/>
+        <w:rPr>
+          <w:rFonts w:ascii="Bad Script" w:eastAsia="Bad Script" w:hAnsi="Bad Script" w:cs="Bad Script"/>
+          <w:sz w:val="32"/>
+          <w:szCs w:val="32"/>
+        </w:rPr>
+      </w:pPr>
+      <w:r>
+        <w:rPr>
+          <w:rFonts w:ascii="Bad Script" w:eastAsia="Bad Script" w:hAnsi="Bad Script" w:cs="Bad Script"/>
+          <w:sz w:val="32"/>
+          <w:szCs w:val="32"/>
         </w:rPr>
         <w:t xml:space="preserve">maintenir une présence discrète autour des entrepôts concernés ; </w:t>
       </w:r>
@@ -258,19 +334,17 @@
           <w:ilvl w:val="0"/>
           <w:numId w:val="1"/>
         </w:numPr>
-        <w:ind w:left="720" w:hanging="360"/>
-        <w:rPr>
-          <w:rFonts w:ascii="Bad Script" w:cs="Bad Script" w:eastAsia="Bad Script" w:hAnsi="Bad Script"/>
-          <w:sz w:val="44"/>
-          <w:szCs w:val="44"/>
-        </w:rPr>
-      </w:pPr>
-      <w:r>
-        <w:rPr>
-          <w:rFonts w:ascii="Bad Script" w:cs="Bad Script" w:eastAsia="Bad Script" w:hAnsi="Bad Script"/>
-          <w:sz w:val="44"/>
-          <w:szCs w:val="44"/>
-          <w:rtl w:val="0"/>
+        <w:rPr>
+          <w:rFonts w:ascii="Bad Script" w:eastAsia="Bad Script" w:hAnsi="Bad Script" w:cs="Bad Script"/>
+          <w:sz w:val="32"/>
+          <w:szCs w:val="32"/>
+        </w:rPr>
+      </w:pPr>
+      <w:r>
+        <w:rPr>
+          <w:rFonts w:ascii="Bad Script" w:eastAsia="Bad Script" w:hAnsi="Bad Script" w:cs="Bad Script"/>
+          <w:sz w:val="32"/>
+          <w:szCs w:val="32"/>
         </w:rPr>
         <w:t xml:space="preserve">empêcher toute tentative de vol, sabotage ou détournement des cargaisons ; </w:t>
       </w:r>
@@ -281,19 +355,17 @@
           <w:ilvl w:val="0"/>
           <w:numId w:val="1"/>
         </w:numPr>
-        <w:ind w:left="720" w:hanging="360"/>
-        <w:rPr>
-          <w:rFonts w:ascii="Bad Script" w:cs="Bad Script" w:eastAsia="Bad Script" w:hAnsi="Bad Script"/>
-          <w:sz w:val="44"/>
-          <w:szCs w:val="44"/>
-        </w:rPr>
-      </w:pPr>
-      <w:r>
-        <w:rPr>
-          <w:rFonts w:ascii="Bad Script" w:cs="Bad Script" w:eastAsia="Bad Script" w:hAnsi="Bad Script"/>
-          <w:sz w:val="44"/>
-          <w:szCs w:val="44"/>
-          <w:rtl w:val="0"/>
+        <w:rPr>
+          <w:rFonts w:ascii="Bad Script" w:eastAsia="Bad Script" w:hAnsi="Bad Script" w:cs="Bad Script"/>
+          <w:sz w:val="32"/>
+          <w:szCs w:val="32"/>
+        </w:rPr>
+      </w:pPr>
+      <w:r>
+        <w:rPr>
+          <w:rFonts w:ascii="Bad Script" w:eastAsia="Bad Script" w:hAnsi="Bad Script" w:cs="Bad Script"/>
+          <w:sz w:val="32"/>
+          <w:szCs w:val="32"/>
         </w:rPr>
         <w:t xml:space="preserve">intervenir rapidement contre tout individu ou groupe menaçant les biens placés sous leur garde. </w:t>
       </w:r>
@@ -301,59 +373,56 @@
     <w:p>
       <w:pPr>
         <w:rPr>
-          <w:rFonts w:ascii="Bad Script" w:cs="Bad Script" w:eastAsia="Bad Script" w:hAnsi="Bad Script"/>
-          <w:sz w:val="44"/>
-          <w:szCs w:val="44"/>
-        </w:rPr>
-      </w:pPr>
-      <w:r>
-        <w:rPr>
-          <w:rFonts w:ascii="Bad Script" w:cs="Bad Script" w:eastAsia="Bad Script" w:hAnsi="Bad Script"/>
-          <w:sz w:val="44"/>
-          <w:szCs w:val="44"/>
-          <w:rtl w:val="0"/>
-        </w:rPr>
-        <w:t xml:space="preserve">Les moyens employés pour assurer cette protection seront laissés à l’appréciation des Sangs des Steppes, pourvu que la sécurité des cargaisons soit assurée.</w:t>
-      </w:r>
-    </w:p>
-    <w:p>
-      <w:pPr>
-        <w:rPr>
-          <w:rFonts w:ascii="Bad Script" w:cs="Bad Script" w:eastAsia="Bad Script" w:hAnsi="Bad Script"/>
-          <w:b w:val="1"/>
-          <w:bCs w:val="1"/>
-          <w:sz w:val="44"/>
-          <w:szCs w:val="44"/>
-        </w:rPr>
-      </w:pPr>
-      <w:r>
-        <w:rPr>
-          <w:rFonts w:ascii="Bad Script" w:cs="Bad Script" w:eastAsia="Bad Script" w:hAnsi="Bad Script"/>
-          <w:b w:val="1"/>
-          <w:bCs w:val="1"/>
-          <w:sz w:val="44"/>
-          <w:szCs w:val="44"/>
-          <w:rtl w:val="0"/>
-        </w:rPr>
-        <w:t xml:space="preserve">Article Troisième – De la discrétion</w:t>
-      </w:r>
-    </w:p>
-    <w:p>
-      <w:pPr>
-        <w:rPr>
-          <w:rFonts w:ascii="Bad Script" w:cs="Bad Script" w:eastAsia="Bad Script" w:hAnsi="Bad Script"/>
-          <w:sz w:val="44"/>
-          <w:szCs w:val="44"/>
-        </w:rPr>
-      </w:pPr>
-      <w:r>
-        <w:rPr>
-          <w:rFonts w:ascii="Bad Script" w:cs="Bad Script" w:eastAsia="Bad Script" w:hAnsi="Bad Script"/>
-          <w:sz w:val="44"/>
-          <w:szCs w:val="44"/>
-          <w:rtl w:val="0"/>
-        </w:rPr>
-        <w:t xml:space="preserve">Les parties conviennent que cet arrangement devra demeurer secret et ne devra en aucun cas être révélé :</w:t>
+          <w:rFonts w:ascii="Bad Script" w:eastAsia="Bad Script" w:hAnsi="Bad Script" w:cs="Bad Script"/>
+          <w:sz w:val="32"/>
+          <w:szCs w:val="32"/>
+        </w:rPr>
+      </w:pPr>
+      <w:r>
+        <w:rPr>
+          <w:rFonts w:ascii="Bad Script" w:eastAsia="Bad Script" w:hAnsi="Bad Script" w:cs="Bad Script"/>
+          <w:sz w:val="32"/>
+          <w:szCs w:val="32"/>
+        </w:rPr>
+        <w:t>Les moyens employés pour assurer cette protection seront laissés à l’appréciation des Sangs des Steppes, pourvu que la sécurité des cargaisons soit assurée.</w:t>
+      </w:r>
+    </w:p>
+    <w:p>
+      <w:pPr>
+        <w:rPr>
+          <w:rFonts w:ascii="Bad Script" w:eastAsia="Bad Script" w:hAnsi="Bad Script" w:cs="Bad Script"/>
+          <w:b/>
+          <w:bCs/>
+          <w:sz w:val="32"/>
+          <w:szCs w:val="32"/>
+        </w:rPr>
+      </w:pPr>
+      <w:r>
+        <w:rPr>
+          <w:rFonts w:ascii="Bad Script" w:eastAsia="Bad Script" w:hAnsi="Bad Script" w:cs="Bad Script"/>
+          <w:b/>
+          <w:bCs/>
+          <w:sz w:val="32"/>
+          <w:szCs w:val="32"/>
+        </w:rPr>
+        <w:t>Article Troisième – De la discrétion</w:t>
+      </w:r>
+    </w:p>
+    <w:p>
+      <w:pPr>
+        <w:rPr>
+          <w:rFonts w:ascii="Bad Script" w:eastAsia="Bad Script" w:hAnsi="Bad Script" w:cs="Bad Script"/>
+          <w:sz w:val="32"/>
+          <w:szCs w:val="32"/>
+        </w:rPr>
+      </w:pPr>
+      <w:r>
+        <w:rPr>
+          <w:rFonts w:ascii="Bad Script" w:eastAsia="Bad Script" w:hAnsi="Bad Script" w:cs="Bad Script"/>
+          <w:sz w:val="32"/>
+          <w:szCs w:val="32"/>
+        </w:rPr>
+        <w:t>Les parties conviennent que cet arrangement devra demeurer secret et ne devra en aucun cas être révélé :</w:t>
       </w:r>
     </w:p>
     <w:p>
@@ -362,21 +431,37 @@
           <w:ilvl w:val="0"/>
           <w:numId w:val="2"/>
         </w:numPr>
-        <w:ind w:left="720" w:hanging="360"/>
-        <w:rPr>
-          <w:rFonts w:ascii="Bad Script" w:cs="Bad Script" w:eastAsia="Bad Script" w:hAnsi="Bad Script"/>
-          <w:sz w:val="44"/>
-          <w:szCs w:val="44"/>
-        </w:rPr>
-      </w:pPr>
-      <w:r>
-        <w:rPr>
-          <w:rFonts w:ascii="Bad Script" w:cs="Bad Script" w:eastAsia="Bad Script" w:hAnsi="Bad Script"/>
-          <w:sz w:val="44"/>
-          <w:szCs w:val="44"/>
-          <w:rtl w:val="0"/>
-        </w:rPr>
-        <w:t xml:space="preserve">aux autorités officielles du port de Sfaal ; </w:t>
+        <w:rPr>
+          <w:rFonts w:ascii="Bad Script" w:eastAsia="Bad Script" w:hAnsi="Bad Script" w:cs="Bad Script"/>
+          <w:sz w:val="32"/>
+          <w:szCs w:val="32"/>
+        </w:rPr>
+      </w:pPr>
+      <w:r>
+        <w:rPr>
+          <w:rFonts w:ascii="Bad Script" w:eastAsia="Bad Script" w:hAnsi="Bad Script" w:cs="Bad Script"/>
+          <w:sz w:val="32"/>
+          <w:szCs w:val="32"/>
+        </w:rPr>
+        <w:t xml:space="preserve">aux autorités officielles du port de </w:t>
+      </w:r>
+      <w:proofErr w:type="spellStart"/>
+      <w:r>
+        <w:rPr>
+          <w:rFonts w:ascii="Bad Script" w:eastAsia="Bad Script" w:hAnsi="Bad Script" w:cs="Bad Script"/>
+          <w:sz w:val="32"/>
+          <w:szCs w:val="32"/>
+        </w:rPr>
+        <w:t>Sfaal</w:t>
+      </w:r>
+      <w:proofErr w:type="spellEnd"/>
+      <w:r>
+        <w:rPr>
+          <w:rFonts w:ascii="Bad Script" w:eastAsia="Bad Script" w:hAnsi="Bad Script" w:cs="Bad Script"/>
+          <w:sz w:val="32"/>
+          <w:szCs w:val="32"/>
+        </w:rPr>
+        <w:t xml:space="preserve"> ; </w:t>
       </w:r>
     </w:p>
     <w:p>
@@ -385,19 +470,17 @@
           <w:ilvl w:val="0"/>
           <w:numId w:val="2"/>
         </w:numPr>
-        <w:ind w:left="720" w:hanging="360"/>
-        <w:rPr>
-          <w:rFonts w:ascii="Bad Script" w:cs="Bad Script" w:eastAsia="Bad Script" w:hAnsi="Bad Script"/>
-          <w:sz w:val="44"/>
-          <w:szCs w:val="44"/>
-        </w:rPr>
-      </w:pPr>
-      <w:r>
-        <w:rPr>
-          <w:rFonts w:ascii="Bad Script" w:cs="Bad Script" w:eastAsia="Bad Script" w:hAnsi="Bad Script"/>
-          <w:sz w:val="44"/>
-          <w:szCs w:val="44"/>
-          <w:rtl w:val="0"/>
+        <w:rPr>
+          <w:rFonts w:ascii="Bad Script" w:eastAsia="Bad Script" w:hAnsi="Bad Script" w:cs="Bad Script"/>
+          <w:sz w:val="32"/>
+          <w:szCs w:val="32"/>
+        </w:rPr>
+      </w:pPr>
+      <w:r>
+        <w:rPr>
+          <w:rFonts w:ascii="Bad Script" w:eastAsia="Bad Script" w:hAnsi="Bad Script" w:cs="Bad Script"/>
+          <w:sz w:val="32"/>
+          <w:szCs w:val="32"/>
         </w:rPr>
         <w:t xml:space="preserve">au Conseil des Oblats ; </w:t>
       </w:r>
@@ -408,79 +491,93 @@
           <w:ilvl w:val="0"/>
           <w:numId w:val="2"/>
         </w:numPr>
-        <w:ind w:left="720" w:hanging="360"/>
-        <w:rPr>
-          <w:rFonts w:ascii="Bad Script" w:cs="Bad Script" w:eastAsia="Bad Script" w:hAnsi="Bad Script"/>
-          <w:sz w:val="44"/>
-          <w:szCs w:val="44"/>
-        </w:rPr>
-      </w:pPr>
-      <w:r>
-        <w:rPr>
-          <w:rFonts w:ascii="Bad Script" w:cs="Bad Script" w:eastAsia="Bad Script" w:hAnsi="Bad Script"/>
-          <w:sz w:val="44"/>
-          <w:szCs w:val="44"/>
-          <w:rtl w:val="0"/>
-        </w:rPr>
-        <w:t xml:space="preserve">ni aux représentants de la Banque d’Ulghart. </w:t>
-      </w:r>
-    </w:p>
-    <w:p>
-      <w:pPr>
-        <w:rPr>
-          <w:rFonts w:ascii="Bad Script" w:cs="Bad Script" w:eastAsia="Bad Script" w:hAnsi="Bad Script"/>
-          <w:sz w:val="44"/>
-          <w:szCs w:val="44"/>
-        </w:rPr>
-      </w:pPr>
-      <w:r>
-        <w:rPr>
-          <w:rFonts w:ascii="Bad Script" w:cs="Bad Script" w:eastAsia="Bad Script" w:hAnsi="Bad Script"/>
-          <w:sz w:val="44"/>
-          <w:szCs w:val="44"/>
-          <w:rtl w:val="0"/>
-        </w:rPr>
-        <w:t xml:space="preserve">La présence des hommes des Sangs des Steppes sur les quais devra être interprétée comme une activité ordinaire des gens du port.</w:t>
-      </w:r>
-    </w:p>
-    <w:p>
-      <w:pPr>
-        <w:rPr>
-          <w:rFonts w:ascii="Bad Script" w:cs="Bad Script" w:eastAsia="Bad Script" w:hAnsi="Bad Script"/>
-          <w:b w:val="1"/>
-          <w:bCs w:val="1"/>
-          <w:sz w:val="44"/>
-          <w:szCs w:val="44"/>
-        </w:rPr>
-      </w:pPr>
-      <w:r>
-        <w:rPr>
-          <w:rFonts w:ascii="Bad Script" w:cs="Bad Script" w:eastAsia="Bad Script" w:hAnsi="Bad Script"/>
-          <w:b w:val="1"/>
-          <w:bCs w:val="1"/>
-          <w:sz w:val="44"/>
-          <w:szCs w:val="44"/>
-          <w:rtl w:val="0"/>
-        </w:rPr>
-        <w:t xml:space="preserve">Article Quatrième – De la compensation</w:t>
-      </w:r>
-    </w:p>
-    <w:p>
-      <w:pPr>
-        <w:rPr>
-          <w:rFonts w:ascii="Bad Script" w:cs="Bad Script" w:eastAsia="Bad Script" w:hAnsi="Bad Script"/>
-          <w:sz w:val="44"/>
-          <w:szCs w:val="44"/>
-        </w:rPr>
-      </w:pPr>
-      <w:r>
-        <w:rPr>
-          <w:rFonts w:ascii="Bad Script" w:cs="Bad Script" w:eastAsia="Bad Script" w:hAnsi="Bad Script"/>
-          <w:sz w:val="44"/>
-          <w:szCs w:val="44"/>
-          <w:rtl w:val="0"/>
-        </w:rPr>
-        <w:t xml:space="preserve">En échange de leurs services, la Maison Jab-Fer versera aux Sangs des Steppes une compensation régulière sous forme :</w:t>
+        <w:rPr>
+          <w:rFonts w:ascii="Bad Script" w:eastAsia="Bad Script" w:hAnsi="Bad Script" w:cs="Bad Script"/>
+          <w:sz w:val="32"/>
+          <w:szCs w:val="32"/>
+        </w:rPr>
+      </w:pPr>
+      <w:r>
+        <w:rPr>
+          <w:rFonts w:ascii="Bad Script" w:eastAsia="Bad Script" w:hAnsi="Bad Script" w:cs="Bad Script"/>
+          <w:sz w:val="32"/>
+          <w:szCs w:val="32"/>
+        </w:rPr>
+        <w:t>ni aux représentants de la Banque d’</w:t>
+      </w:r>
+      <w:proofErr w:type="spellStart"/>
+      <w:r>
+        <w:rPr>
+          <w:rFonts w:ascii="Bad Script" w:eastAsia="Bad Script" w:hAnsi="Bad Script" w:cs="Bad Script"/>
+          <w:sz w:val="32"/>
+          <w:szCs w:val="32"/>
+        </w:rPr>
+        <w:t>Ulghart</w:t>
+      </w:r>
+      <w:proofErr w:type="spellEnd"/>
+      <w:r>
+        <w:rPr>
+          <w:rFonts w:ascii="Bad Script" w:eastAsia="Bad Script" w:hAnsi="Bad Script" w:cs="Bad Script"/>
+          <w:sz w:val="32"/>
+          <w:szCs w:val="32"/>
+        </w:rPr>
+        <w:t xml:space="preserve">. </w:t>
+      </w:r>
+    </w:p>
+    <w:p>
+      <w:pPr>
+        <w:rPr>
+          <w:rFonts w:ascii="Bad Script" w:eastAsia="Bad Script" w:hAnsi="Bad Script" w:cs="Bad Script"/>
+          <w:sz w:val="32"/>
+          <w:szCs w:val="32"/>
+        </w:rPr>
+      </w:pPr>
+      <w:r>
+        <w:rPr>
+          <w:rFonts w:ascii="Bad Script" w:eastAsia="Bad Script" w:hAnsi="Bad Script" w:cs="Bad Script"/>
+          <w:sz w:val="32"/>
+          <w:szCs w:val="32"/>
+        </w:rPr>
+        <w:lastRenderedPageBreak/>
+        <w:t>La présence des hommes des Sangs des Steppes sur les quais devra être interprétée comme une activité ordinaire des gens du port.</w:t>
+      </w:r>
+    </w:p>
+    <w:p>
+      <w:pPr>
+        <w:rPr>
+          <w:rFonts w:ascii="Bad Script" w:eastAsia="Bad Script" w:hAnsi="Bad Script" w:cs="Bad Script"/>
+          <w:b/>
+          <w:bCs/>
+          <w:sz w:val="32"/>
+          <w:szCs w:val="32"/>
+        </w:rPr>
+      </w:pPr>
+      <w:r>
+        <w:rPr>
+          <w:rFonts w:ascii="Bad Script" w:eastAsia="Bad Script" w:hAnsi="Bad Script" w:cs="Bad Script"/>
+          <w:b/>
+          <w:bCs/>
+          <w:sz w:val="32"/>
+          <w:szCs w:val="32"/>
+        </w:rPr>
+        <w:t>Article Quatrième – De la compensation</w:t>
+      </w:r>
+    </w:p>
+    <w:p>
+      <w:pPr>
+        <w:rPr>
+          <w:rFonts w:ascii="Bad Script" w:eastAsia="Bad Script" w:hAnsi="Bad Script" w:cs="Bad Script"/>
+          <w:sz w:val="32"/>
+          <w:szCs w:val="32"/>
+        </w:rPr>
+      </w:pPr>
+      <w:r>
+        <w:rPr>
+          <w:rFonts w:ascii="Bad Script" w:eastAsia="Bad Script" w:hAnsi="Bad Script" w:cs="Bad Script"/>
+          <w:sz w:val="32"/>
+          <w:szCs w:val="32"/>
+        </w:rPr>
+        <w:t>En échange de leurs services, la Maison Jab-Fer versera aux Sangs des Steppes une compensation régulière sous forme :</w:t>
       </w:r>
     </w:p>
     <w:p>
@@ -489,19 +586,17 @@
           <w:ilvl w:val="0"/>
           <w:numId w:val="3"/>
         </w:numPr>
-        <w:ind w:left="720" w:hanging="360"/>
-        <w:rPr>
-          <w:rFonts w:ascii="Bad Script" w:cs="Bad Script" w:eastAsia="Bad Script" w:hAnsi="Bad Script"/>
-          <w:sz w:val="44"/>
-          <w:szCs w:val="44"/>
-        </w:rPr>
-      </w:pPr>
-      <w:r>
-        <w:rPr>
-          <w:rFonts w:ascii="Bad Script" w:cs="Bad Script" w:eastAsia="Bad Script" w:hAnsi="Bad Script"/>
-          <w:sz w:val="44"/>
-          <w:szCs w:val="44"/>
-          <w:rtl w:val="0"/>
+        <w:rPr>
+          <w:rFonts w:ascii="Bad Script" w:eastAsia="Bad Script" w:hAnsi="Bad Script" w:cs="Bad Script"/>
+          <w:sz w:val="32"/>
+          <w:szCs w:val="32"/>
+        </w:rPr>
+      </w:pPr>
+      <w:r>
+        <w:rPr>
+          <w:rFonts w:ascii="Bad Script" w:eastAsia="Bad Script" w:hAnsi="Bad Script" w:cs="Bad Script"/>
+          <w:sz w:val="32"/>
+          <w:szCs w:val="32"/>
         </w:rPr>
         <w:t xml:space="preserve">d’or ; </w:t>
       </w:r>
@@ -512,19 +607,17 @@
           <w:ilvl w:val="0"/>
           <w:numId w:val="3"/>
         </w:numPr>
-        <w:ind w:left="720" w:hanging="360"/>
-        <w:rPr>
-          <w:rFonts w:ascii="Bad Script" w:cs="Bad Script" w:eastAsia="Bad Script" w:hAnsi="Bad Script"/>
-          <w:sz w:val="44"/>
-          <w:szCs w:val="44"/>
-        </w:rPr>
-      </w:pPr>
-      <w:r>
-        <w:rPr>
-          <w:rFonts w:ascii="Bad Script" w:cs="Bad Script" w:eastAsia="Bad Script" w:hAnsi="Bad Script"/>
-          <w:sz w:val="44"/>
-          <w:szCs w:val="44"/>
-          <w:rtl w:val="0"/>
+        <w:rPr>
+          <w:rFonts w:ascii="Bad Script" w:eastAsia="Bad Script" w:hAnsi="Bad Script" w:cs="Bad Script"/>
+          <w:sz w:val="32"/>
+          <w:szCs w:val="32"/>
+        </w:rPr>
+      </w:pPr>
+      <w:r>
+        <w:rPr>
+          <w:rFonts w:ascii="Bad Script" w:eastAsia="Bad Script" w:hAnsi="Bad Script" w:cs="Bad Script"/>
+          <w:sz w:val="32"/>
+          <w:szCs w:val="32"/>
         </w:rPr>
         <w:t xml:space="preserve">de marchandises ; </w:t>
       </w:r>
@@ -535,271 +628,276 @@
           <w:ilvl w:val="0"/>
           <w:numId w:val="3"/>
         </w:numPr>
-        <w:ind w:left="720" w:hanging="360"/>
-        <w:rPr>
-          <w:rFonts w:ascii="Bad Script" w:cs="Bad Script" w:eastAsia="Bad Script" w:hAnsi="Bad Script"/>
-          <w:sz w:val="44"/>
-          <w:szCs w:val="44"/>
-        </w:rPr>
-      </w:pPr>
-      <w:r>
-        <w:rPr>
-          <w:rFonts w:ascii="Bad Script" w:cs="Bad Script" w:eastAsia="Bad Script" w:hAnsi="Bad Script"/>
-          <w:sz w:val="44"/>
-          <w:szCs w:val="44"/>
-          <w:rtl w:val="0"/>
-        </w:rPr>
-        <w:t xml:space="preserve">ou d’avantages liés aux activités portuaires de Sfaal. </w:t>
-      </w:r>
-    </w:p>
-    <w:p>
-      <w:pPr>
-        <w:rPr>
-          <w:rFonts w:ascii="Bad Script" w:cs="Bad Script" w:eastAsia="Bad Script" w:hAnsi="Bad Script"/>
-          <w:sz w:val="44"/>
-          <w:szCs w:val="44"/>
-        </w:rPr>
-      </w:pPr>
-      <w:r>
-        <w:rPr>
-          <w:rFonts w:ascii="Bad Script" w:cs="Bad Script" w:eastAsia="Bad Script" w:hAnsi="Bad Script"/>
-          <w:sz w:val="44"/>
-          <w:szCs w:val="44"/>
-          <w:rtl w:val="0"/>
-        </w:rPr>
-        <w:t xml:space="preserve">Ces compensations seront remises par des intermédiaires afin d’éviter toute trace dans les registres officiels.</w:t>
-      </w:r>
-    </w:p>
-    <w:p>
-      <w:pPr>
-        <w:rPr>
-          <w:rFonts w:ascii="Bad Script" w:cs="Bad Script" w:eastAsia="Bad Script" w:hAnsi="Bad Script"/>
-          <w:b w:val="1"/>
-          <w:bCs w:val="1"/>
-          <w:sz w:val="44"/>
-          <w:szCs w:val="44"/>
-        </w:rPr>
-      </w:pPr>
-      <w:r>
-        <w:rPr>
-          <w:rFonts w:ascii="Bad Script" w:cs="Bad Script" w:eastAsia="Bad Script" w:hAnsi="Bad Script"/>
-          <w:b w:val="1"/>
-          <w:bCs w:val="1"/>
-          <w:sz w:val="44"/>
-          <w:szCs w:val="44"/>
-          <w:rtl w:val="0"/>
-        </w:rPr>
-        <w:t xml:space="preserve">Article Cinquième – De la responsabilité</w:t>
-      </w:r>
-    </w:p>
-    <w:p>
-      <w:pPr>
-        <w:rPr>
-          <w:rFonts w:ascii="Bad Script" w:cs="Bad Script" w:eastAsia="Bad Script" w:hAnsi="Bad Script"/>
-          <w:sz w:val="44"/>
-          <w:szCs w:val="44"/>
-        </w:rPr>
-      </w:pPr>
-      <w:r>
-        <w:rPr>
-          <w:rFonts w:ascii="Bad Script" w:cs="Bad Script" w:eastAsia="Bad Script" w:hAnsi="Bad Script"/>
-          <w:sz w:val="44"/>
-          <w:szCs w:val="44"/>
-          <w:rtl w:val="0"/>
-        </w:rPr>
-        <w:t xml:space="preserve">La Maison Jab-Fer reconnaît que toute action entreprise par les Sangs des Steppes dans le cadre de cette mission ne pourra être officiellement attribuée à elle.</w:t>
-      </w:r>
-    </w:p>
-    <w:p>
-      <w:pPr>
-        <w:rPr>
-          <w:rFonts w:ascii="Bad Script" w:cs="Bad Script" w:eastAsia="Bad Script" w:hAnsi="Bad Script"/>
-          <w:sz w:val="44"/>
-          <w:szCs w:val="44"/>
-        </w:rPr>
-      </w:pPr>
-      <w:r>
-        <w:rPr>
-          <w:rFonts w:ascii="Bad Script" w:cs="Bad Script" w:eastAsia="Bad Script" w:hAnsi="Bad Script"/>
-          <w:sz w:val="44"/>
-          <w:szCs w:val="44"/>
-          <w:rtl w:val="0"/>
-        </w:rPr>
-        <w:t xml:space="preserve">De même, les Sangs des Steppes reconnaissent que la Maison Jab-Fer ne pourra être tenue responsable des méthodes employées pour assurer la protection des dépôts.</w:t>
-      </w:r>
-    </w:p>
-    <w:p>
-      <w:pPr>
-        <w:rPr>
-          <w:rFonts w:ascii="Bad Script" w:cs="Bad Script" w:eastAsia="Bad Script" w:hAnsi="Bad Script"/>
-          <w:b w:val="1"/>
-          <w:bCs w:val="1"/>
-          <w:sz w:val="44"/>
-          <w:szCs w:val="44"/>
-        </w:rPr>
-      </w:pPr>
-      <w:r>
-        <w:rPr>
-          <w:rFonts w:ascii="Bad Script" w:cs="Bad Script" w:eastAsia="Bad Script" w:hAnsi="Bad Script"/>
-          <w:b w:val="1"/>
-          <w:bCs w:val="1"/>
-          <w:sz w:val="44"/>
-          <w:szCs w:val="44"/>
-          <w:rtl w:val="0"/>
-        </w:rPr>
-        <w:t xml:space="preserve">Article Sixième – De la dissolution</w:t>
-      </w:r>
-    </w:p>
-    <w:p>
-      <w:pPr>
-        <w:rPr>
-          <w:rFonts w:ascii="Bad Script" w:cs="Bad Script" w:eastAsia="Bad Script" w:hAnsi="Bad Script"/>
-          <w:sz w:val="44"/>
-          <w:szCs w:val="44"/>
-        </w:rPr>
-      </w:pPr>
-      <w:r>
-        <w:rPr>
-          <w:rFonts w:ascii="Bad Script" w:cs="Bad Script" w:eastAsia="Bad Script" w:hAnsi="Bad Script"/>
-          <w:sz w:val="44"/>
-          <w:szCs w:val="44"/>
-          <w:rtl w:val="0"/>
-        </w:rPr>
-        <w:t xml:space="preserve">Si cet accord venait à être découvert ou contesté par les autorités des cités libres, les deux parties s’engagent à nier toute relation formelle et à considérer ce document comme nul et non avenu.</w:t>
-      </w:r>
-    </w:p>
-    <w:p>
-      <w:pPr>
-        <w:rPr>
-          <w:rFonts w:ascii="Bad Script" w:cs="Bad Script" w:eastAsia="Bad Script" w:hAnsi="Bad Script"/>
-          <w:b w:val="1"/>
-          <w:bCs w:val="1"/>
-          <w:sz w:val="44"/>
-          <w:szCs w:val="44"/>
-        </w:rPr>
-      </w:pPr>
-      <w:r>
-        <w:rPr>
-          <w:rFonts w:ascii="Bad Script" w:cs="Bad Script" w:eastAsia="Bad Script" w:hAnsi="Bad Script"/>
-          <w:b w:val="1"/>
-          <w:bCs w:val="1"/>
-          <w:sz w:val="44"/>
-          <w:szCs w:val="44"/>
-          <w:rtl w:val="0"/>
-        </w:rPr>
-        <w:t xml:space="preserve">Article Septième – De la validation</w:t>
-      </w:r>
-    </w:p>
-    <w:p>
-      <w:pPr>
-        <w:rPr>
-          <w:rFonts w:ascii="Bad Script" w:cs="Bad Script" w:eastAsia="Bad Script" w:hAnsi="Bad Script"/>
-          <w:sz w:val="44"/>
-          <w:szCs w:val="44"/>
-        </w:rPr>
-      </w:pPr>
-      <w:r>
-        <w:rPr>
-          <w:rFonts w:ascii="Bad Script" w:cs="Bad Script" w:eastAsia="Bad Script" w:hAnsi="Bad Script"/>
-          <w:sz w:val="44"/>
-          <w:szCs w:val="44"/>
-          <w:rtl w:val="0"/>
-        </w:rPr>
-        <w:t xml:space="preserve">Le présent écrit n’est enregistré dans aucun registre officiel.</w:t>
-      </w:r>
-    </w:p>
-    <w:p>
-      <w:pPr>
-        <w:rPr>
-          <w:rFonts w:ascii="Bad Script" w:cs="Bad Script" w:eastAsia="Bad Script" w:hAnsi="Bad Script"/>
-          <w:sz w:val="44"/>
-          <w:szCs w:val="44"/>
-        </w:rPr>
-      </w:pPr>
-      <w:r>
-        <w:rPr>
-          <w:rFonts w:ascii="Bad Script" w:cs="Bad Script" w:eastAsia="Bad Script" w:hAnsi="Bad Script"/>
-          <w:sz w:val="44"/>
-          <w:szCs w:val="44"/>
-          <w:rtl w:val="0"/>
-        </w:rPr>
-        <w:t xml:space="preserve">Il est scellé uniquement par les parties signataires et conservé sous garde privée.</w:t>
-      </w:r>
-    </w:p>
-    <w:p>
-      <w:pPr>
-        <w:rPr>
-          <w:rFonts w:ascii="Bad Script" w:cs="Bad Script" w:eastAsia="Bad Script" w:hAnsi="Bad Script"/>
-          <w:sz w:val="44"/>
-          <w:szCs w:val="44"/>
-        </w:rPr>
-      </w:pPr>
-      <w:r>
-        <w:rPr>
-          <w:rtl w:val="0"/>
-        </w:rPr>
-      </w:r>
-    </w:p>
-    <w:p>
-      <w:pPr>
-        <w:rPr>
-          <w:rFonts w:ascii="Quattrocento Sans" w:cs="Quattrocento Sans" w:eastAsia="Quattrocento Sans" w:hAnsi="Quattrocento Sans"/>
-          <w:b w:val="1"/>
-          <w:bCs w:val="1"/>
-          <w:sz w:val="44"/>
-          <w:szCs w:val="44"/>
-        </w:rPr>
-      </w:pPr>
-      <w:r>
-        <w:rPr>
-          <w:rFonts w:ascii="Bad Script" w:cs="Bad Script" w:eastAsia="Bad Script" w:hAnsi="Bad Script"/>
-          <w:b w:val="1"/>
-          <w:bCs w:val="1"/>
-          <w:sz w:val="44"/>
-          <w:szCs w:val="44"/>
-          <w:rtl w:val="0"/>
-        </w:rPr>
-        <w:t xml:space="preserve">Scellé pour la Maison Jab-Fer de Sfaal</w:t>
-      </w:r>
-      <w:r>
-        <w:rPr>
-          <w:rtl w:val="0"/>
-        </w:rPr>
-      </w:r>
-    </w:p>
-    <w:p>
-      <w:pPr>
-        <w:rPr>
-          <w:rFonts w:ascii="Quattrocento Sans" w:cs="Quattrocento Sans" w:eastAsia="Quattrocento Sans" w:hAnsi="Quattrocento Sans"/>
-          <w:b w:val="1"/>
-          <w:bCs w:val="1"/>
-          <w:sz w:val="44"/>
-          <w:szCs w:val="44"/>
-        </w:rPr>
-      </w:pPr>
-      <w:r>
-        <w:rPr>
-          <w:rFonts w:ascii="Quattrocento Sans" w:cs="Quattrocento Sans" w:eastAsia="Quattrocento Sans" w:hAnsi="Quattrocento Sans"/>
-          <w:b w:val="1"/>
-          <w:bCs w:val="1"/>
-          <w:sz w:val="44"/>
-          <w:szCs w:val="44"/>
+        <w:rPr>
+          <w:rFonts w:ascii="Bad Script" w:eastAsia="Bad Script" w:hAnsi="Bad Script" w:cs="Bad Script"/>
+          <w:sz w:val="32"/>
+          <w:szCs w:val="32"/>
+        </w:rPr>
+      </w:pPr>
+      <w:r>
+        <w:rPr>
+          <w:rFonts w:ascii="Bad Script" w:eastAsia="Bad Script" w:hAnsi="Bad Script" w:cs="Bad Script"/>
+          <w:sz w:val="32"/>
+          <w:szCs w:val="32"/>
+        </w:rPr>
+        <w:t xml:space="preserve">ou d’avantages liés aux activités portuaires de </w:t>
+      </w:r>
+      <w:proofErr w:type="spellStart"/>
+      <w:r>
+        <w:rPr>
+          <w:rFonts w:ascii="Bad Script" w:eastAsia="Bad Script" w:hAnsi="Bad Script" w:cs="Bad Script"/>
+          <w:sz w:val="32"/>
+          <w:szCs w:val="32"/>
+        </w:rPr>
+        <w:t>Sfaal</w:t>
+      </w:r>
+      <w:proofErr w:type="spellEnd"/>
+      <w:r>
+        <w:rPr>
+          <w:rFonts w:ascii="Bad Script" w:eastAsia="Bad Script" w:hAnsi="Bad Script" w:cs="Bad Script"/>
+          <w:sz w:val="32"/>
+          <w:szCs w:val="32"/>
+        </w:rPr>
+        <w:t xml:space="preserve">. </w:t>
+      </w:r>
+    </w:p>
+    <w:p>
+      <w:pPr>
+        <w:rPr>
+          <w:rFonts w:ascii="Bad Script" w:eastAsia="Bad Script" w:hAnsi="Bad Script" w:cs="Bad Script"/>
+          <w:sz w:val="32"/>
+          <w:szCs w:val="32"/>
+        </w:rPr>
+      </w:pPr>
+      <w:r>
+        <w:rPr>
+          <w:rFonts w:ascii="Bad Script" w:eastAsia="Bad Script" w:hAnsi="Bad Script" w:cs="Bad Script"/>
+          <w:sz w:val="32"/>
+          <w:szCs w:val="32"/>
+        </w:rPr>
+        <w:t>Ces compensations seront remises par des intermédiaires afin d’éviter toute trace dans les registres officiels.</w:t>
+      </w:r>
+    </w:p>
+    <w:p>
+      <w:pPr>
+        <w:rPr>
+          <w:rFonts w:ascii="Bad Script" w:eastAsia="Bad Script" w:hAnsi="Bad Script" w:cs="Bad Script"/>
+          <w:b/>
+          <w:bCs/>
+          <w:sz w:val="32"/>
+          <w:szCs w:val="32"/>
+        </w:rPr>
+      </w:pPr>
+      <w:r>
+        <w:rPr>
+          <w:rFonts w:ascii="Bad Script" w:eastAsia="Bad Script" w:hAnsi="Bad Script" w:cs="Bad Script"/>
+          <w:b/>
+          <w:bCs/>
+          <w:sz w:val="32"/>
+          <w:szCs w:val="32"/>
+        </w:rPr>
+        <w:t>Article Cinquième – De la responsabilité</w:t>
+      </w:r>
+    </w:p>
+    <w:p>
+      <w:pPr>
+        <w:rPr>
+          <w:rFonts w:ascii="Bad Script" w:eastAsia="Bad Script" w:hAnsi="Bad Script" w:cs="Bad Script"/>
+          <w:sz w:val="32"/>
+          <w:szCs w:val="32"/>
+        </w:rPr>
+      </w:pPr>
+      <w:r>
+        <w:rPr>
+          <w:rFonts w:ascii="Bad Script" w:eastAsia="Bad Script" w:hAnsi="Bad Script" w:cs="Bad Script"/>
+          <w:sz w:val="32"/>
+          <w:szCs w:val="32"/>
+        </w:rPr>
+        <w:t>La Maison Jab-Fer reconnaît que toute action entreprise par les Sangs des Steppes dans le cadre de cette mission ne pourra être officiellement attribuée à elle.</w:t>
+      </w:r>
+    </w:p>
+    <w:p>
+      <w:pPr>
+        <w:rPr>
+          <w:rFonts w:ascii="Bad Script" w:eastAsia="Bad Script" w:hAnsi="Bad Script" w:cs="Bad Script"/>
+          <w:sz w:val="32"/>
+          <w:szCs w:val="32"/>
+        </w:rPr>
+      </w:pPr>
+      <w:r>
+        <w:rPr>
+          <w:rFonts w:ascii="Bad Script" w:eastAsia="Bad Script" w:hAnsi="Bad Script" w:cs="Bad Script"/>
+          <w:sz w:val="32"/>
+          <w:szCs w:val="32"/>
+        </w:rPr>
+        <w:t>De même, les Sangs des Steppes reconnaissent que la Maison Jab-Fer ne pourra être tenue responsable des méthodes employées pour assurer la protection des dépôts.</w:t>
+      </w:r>
+    </w:p>
+    <w:p>
+      <w:pPr>
+        <w:rPr>
+          <w:rFonts w:ascii="Bad Script" w:eastAsia="Bad Script" w:hAnsi="Bad Script" w:cs="Bad Script"/>
+          <w:b/>
+          <w:bCs/>
+          <w:sz w:val="32"/>
+          <w:szCs w:val="32"/>
+        </w:rPr>
+      </w:pPr>
+      <w:r>
+        <w:rPr>
+          <w:rFonts w:ascii="Bad Script" w:eastAsia="Bad Script" w:hAnsi="Bad Script" w:cs="Bad Script"/>
+          <w:b/>
+          <w:bCs/>
+          <w:sz w:val="32"/>
+          <w:szCs w:val="32"/>
+        </w:rPr>
+        <w:t>Article Sixième – De la dissolution</w:t>
+      </w:r>
+    </w:p>
+    <w:p>
+      <w:pPr>
+        <w:rPr>
+          <w:rFonts w:ascii="Bad Script" w:eastAsia="Bad Script" w:hAnsi="Bad Script" w:cs="Bad Script"/>
+          <w:sz w:val="32"/>
+          <w:szCs w:val="32"/>
+        </w:rPr>
+      </w:pPr>
+      <w:r>
+        <w:rPr>
+          <w:rFonts w:ascii="Bad Script" w:eastAsia="Bad Script" w:hAnsi="Bad Script" w:cs="Bad Script"/>
+          <w:sz w:val="32"/>
+          <w:szCs w:val="32"/>
+        </w:rPr>
+        <w:lastRenderedPageBreak/>
+        <w:t>Si cet accord venait à être découvert ou contesté par les autorités des cités libres, les deux parties s’engagent à nier toute relation formelle et à considérer ce document comme nul et non avenu.</w:t>
+      </w:r>
+    </w:p>
+    <w:p>
+      <w:pPr>
+        <w:rPr>
+          <w:rFonts w:ascii="Bad Script" w:eastAsia="Bad Script" w:hAnsi="Bad Script" w:cs="Bad Script"/>
+          <w:b/>
+          <w:bCs/>
+          <w:sz w:val="32"/>
+          <w:szCs w:val="32"/>
+        </w:rPr>
+      </w:pPr>
+      <w:r>
+        <w:rPr>
+          <w:rFonts w:ascii="Bad Script" w:eastAsia="Bad Script" w:hAnsi="Bad Script" w:cs="Bad Script"/>
+          <w:b/>
+          <w:bCs/>
+          <w:sz w:val="32"/>
+          <w:szCs w:val="32"/>
+        </w:rPr>
+        <w:t>Article Septième – De la validation</w:t>
+      </w:r>
+    </w:p>
+    <w:p>
+      <w:pPr>
+        <w:rPr>
+          <w:rFonts w:ascii="Bad Script" w:eastAsia="Bad Script" w:hAnsi="Bad Script" w:cs="Bad Script"/>
+          <w:sz w:val="32"/>
+          <w:szCs w:val="32"/>
+        </w:rPr>
+      </w:pPr>
+      <w:r>
+        <w:rPr>
+          <w:rFonts w:ascii="Bad Script" w:eastAsia="Bad Script" w:hAnsi="Bad Script" w:cs="Bad Script"/>
+          <w:sz w:val="32"/>
+          <w:szCs w:val="32"/>
+        </w:rPr>
+        <w:t>Le présent écrit n’est enregistré dans aucun registre officiel.</w:t>
+      </w:r>
+    </w:p>
+    <w:p>
+      <w:pPr>
+        <w:rPr>
+          <w:rFonts w:ascii="Bad Script" w:eastAsia="Bad Script" w:hAnsi="Bad Script" w:cs="Bad Script"/>
+          <w:sz w:val="32"/>
+          <w:szCs w:val="32"/>
+        </w:rPr>
+      </w:pPr>
+      <w:r>
+        <w:rPr>
+          <w:rFonts w:ascii="Bad Script" w:eastAsia="Bad Script" w:hAnsi="Bad Script" w:cs="Bad Script"/>
+          <w:sz w:val="32"/>
+          <w:szCs w:val="32"/>
+        </w:rPr>
+        <w:t>Il est scellé uniquement par les parties signataires et conservé sous garde privée.</w:t>
+      </w:r>
+    </w:p>
+    <w:p>
+      <w:pPr>
+        <w:rPr>
+          <w:rFonts w:ascii="Bad Script" w:eastAsia="Bad Script" w:hAnsi="Bad Script" w:cs="Bad Script"/>
+          <w:sz w:val="32"/>
+          <w:szCs w:val="32"/>
+        </w:rPr>
+      </w:pPr>
+    </w:p>
+    <w:p>
+      <w:pPr>
+        <w:rPr>
+          <w:rFonts w:ascii="Quattrocento Sans" w:eastAsia="Quattrocento Sans" w:hAnsi="Quattrocento Sans" w:cs="Quattrocento Sans"/>
+          <w:b/>
+          <w:bCs/>
+        </w:rPr>
+      </w:pPr>
+      <w:r>
+        <w:rPr>
+          <w:rFonts w:ascii="Bad Script" w:eastAsia="Bad Script" w:hAnsi="Bad Script" w:cs="Bad Script"/>
+          <w:b/>
+          <w:bCs/>
+          <w:sz w:val="32"/>
+          <w:szCs w:val="32"/>
+        </w:rPr>
+        <w:t xml:space="preserve">Scellé pour la Maison Jab-Fer de </w:t>
+      </w:r>
+      <w:proofErr w:type="spellStart"/>
+      <w:r>
+        <w:rPr>
+          <w:rFonts w:ascii="Bad Script" w:eastAsia="Bad Script" w:hAnsi="Bad Script" w:cs="Bad Script"/>
+          <w:b/>
+          <w:bCs/>
+          <w:sz w:val="32"/>
+          <w:szCs w:val="32"/>
+        </w:rPr>
+        <w:t>Sfaal</w:t>
+      </w:r>
+      <w:proofErr w:type="spellEnd"/>
+    </w:p>
+    <w:p>
+      <w:pPr>
+        <w:rPr>
+          <w:rFonts w:ascii="Quattrocento Sans" w:eastAsia="Quattrocento Sans" w:hAnsi="Quattrocento Sans" w:cs="Quattrocento Sans"/>
+          <w:b/>
+          <w:bCs/>
+        </w:rPr>
+      </w:pPr>
+      <w:r>
+        <w:rPr>
+          <w:rFonts w:ascii="Quattrocento Sans" w:eastAsia="Quattrocento Sans" w:hAnsi="Quattrocento Sans" w:cs="Quattrocento Sans"/>
+          <w:b/>
+          <w:bCs/>
+          <w:noProof/>
         </w:rPr>
         <w:drawing>
-          <wp:inline distB="114300" distT="114300" distL="114300" distR="114300">
+          <wp:inline distT="114300" distB="114300" distL="114300" distR="114300" wp14:anchorId="66BB1E2E" wp14:editId="66BB1E2F">
             <wp:extent cx="2000567" cy="1333712"/>
-            <wp:effectExtent b="0" l="0" r="0" t="0"/>
+            <wp:effectExtent l="0" t="0" r="0" b="0"/>
             <wp:docPr id="2" name="image1.png"/>
-            <a:graphic>
+            <wp:cNvGraphicFramePr/>
+            <a:graphic xmlns:a="http://schemas.openxmlformats.org/drawingml/2006/main">
               <a:graphicData uri="http://schemas.openxmlformats.org/drawingml/2006/picture">
-                <pic:pic>
+                <pic:pic xmlns:pic="http://schemas.openxmlformats.org/drawingml/2006/picture">
                   <pic:nvPicPr>
                     <pic:cNvPr id="0" name="image1.png"/>
                     <pic:cNvPicPr preferRelativeResize="0"/>
                   </pic:nvPicPr>
                   <pic:blipFill>
-                    <a:blip r:embed="rId7"/>
-                    <a:srcRect b="0" l="0" r="0" t="0"/>
+                    <a:blip r:embed="rId6"/>
+                    <a:srcRect/>
                     <a:stretch>
                       <a:fillRect/>
                     </a:stretch>
@@ -809,7 +907,9 @@
                       <a:off x="0" y="0"/>
                       <a:ext cx="2000567" cy="1333712"/>
                     </a:xfrm>
-                    <a:prstGeom prst="rect"/>
+                    <a:prstGeom prst="rect">
+                      <a:avLst/>
+                    </a:prstGeom>
                     <a:ln/>
                   </pic:spPr>
                 </pic:pic>
@@ -818,57 +918,60 @@
           </wp:inline>
         </w:drawing>
       </w:r>
-      <w:r>
-        <w:rPr>
-          <w:rtl w:val="0"/>
-        </w:rPr>
-      </w:r>
-    </w:p>
-    <w:p>
-      <w:pPr>
-        <w:rPr>
-          <w:rFonts w:ascii="Bad Script" w:cs="Bad Script" w:eastAsia="Bad Script" w:hAnsi="Bad Script"/>
-          <w:b w:val="1"/>
-          <w:bCs w:val="1"/>
-          <w:sz w:val="44"/>
-          <w:szCs w:val="44"/>
-        </w:rPr>
-      </w:pPr>
-      <w:r>
-        <w:rPr>
-          <w:rFonts w:ascii="Bad Script" w:cs="Bad Script" w:eastAsia="Bad Script" w:hAnsi="Bad Script"/>
-          <w:b w:val="1"/>
-          <w:bCs w:val="1"/>
-          <w:sz w:val="44"/>
-          <w:szCs w:val="44"/>
-          <w:rtl w:val="0"/>
-        </w:rPr>
-        <w:t xml:space="preserve">Scellé pour la confrérie des Sangs des Steppes</w:t>
-        <w:br w:type="textWrapping"/>
-      </w:r>
-      <w:r>
-        <w:rPr>
-          <w:rFonts w:ascii="Quattrocento Sans" w:cs="Quattrocento Sans" w:eastAsia="Quattrocento Sans" w:hAnsi="Quattrocento Sans"/>
-          <w:b w:val="1"/>
-          <w:bCs w:val="1"/>
-          <w:sz w:val="44"/>
-          <w:szCs w:val="44"/>
+    </w:p>
+    <w:p>
+      <w:pPr>
+        <w:rPr>
+          <w:rFonts w:ascii="Bad Script" w:eastAsia="Bad Script" w:hAnsi="Bad Script" w:cs="Bad Script"/>
+          <w:b/>
+          <w:bCs/>
+          <w:sz w:val="32"/>
+          <w:szCs w:val="32"/>
+        </w:rPr>
+      </w:pPr>
+      <w:r>
+        <w:rPr>
+          <w:rFonts w:ascii="Bad Script" w:eastAsia="Bad Script" w:hAnsi="Bad Script" w:cs="Bad Script"/>
+          <w:b/>
+          <w:bCs/>
+          <w:sz w:val="32"/>
+          <w:szCs w:val="32"/>
+        </w:rPr>
+        <w:t>Scellé pour la confrérie des Sangs des Steppes</w:t>
+      </w:r>
+      <w:r>
+        <w:rPr>
+          <w:rFonts w:ascii="Bad Script" w:eastAsia="Bad Script" w:hAnsi="Bad Script" w:cs="Bad Script"/>
+          <w:b/>
+          <w:bCs/>
+          <w:sz w:val="32"/>
+          <w:szCs w:val="32"/>
+        </w:rPr>
+        <w:br/>
+      </w:r>
+      <w:r>
+        <w:rPr>
+          <w:rFonts w:ascii="Quattrocento Sans" w:eastAsia="Quattrocento Sans" w:hAnsi="Quattrocento Sans" w:cs="Quattrocento Sans"/>
+          <w:b/>
+          <w:bCs/>
+          <w:noProof/>
         </w:rPr>
         <w:drawing>
-          <wp:inline distB="114300" distT="114300" distL="114300" distR="114300">
+          <wp:inline distT="114300" distB="114300" distL="114300" distR="114300" wp14:anchorId="66BB1E30" wp14:editId="66BB1E31">
             <wp:extent cx="1438592" cy="1746154"/>
-            <wp:effectExtent b="0" l="0" r="0" t="0"/>
+            <wp:effectExtent l="0" t="0" r="0" b="0"/>
             <wp:docPr id="1" name="image2.png"/>
-            <a:graphic>
+            <wp:cNvGraphicFramePr/>
+            <a:graphic xmlns:a="http://schemas.openxmlformats.org/drawingml/2006/main">
               <a:graphicData uri="http://schemas.openxmlformats.org/drawingml/2006/picture">
-                <pic:pic>
+                <pic:pic xmlns:pic="http://schemas.openxmlformats.org/drawingml/2006/picture">
                   <pic:nvPicPr>
                     <pic:cNvPr id="0" name="image2.png"/>
                     <pic:cNvPicPr preferRelativeResize="0"/>
                   </pic:nvPicPr>
                   <pic:blipFill>
-                    <a:blip r:embed="rId8"/>
-                    <a:srcRect b="0" l="0" r="0" t="0"/>
+                    <a:blip r:embed="rId7"/>
+                    <a:srcRect/>
                     <a:stretch>
                       <a:fillRect/>
                     </a:stretch>
@@ -878,7 +981,9 @@
                       <a:off x="0" y="0"/>
                       <a:ext cx="1438592" cy="1746154"/>
                     </a:xfrm>
-                    <a:prstGeom prst="rect"/>
+                    <a:prstGeom prst="rect">
+                      <a:avLst/>
+                    </a:prstGeom>
                     <a:ln/>
                   </pic:spPr>
                 </pic:pic>
@@ -887,24 +992,23 @@
           </wp:inline>
         </w:drawing>
       </w:r>
-      <w:r>
-        <w:rPr>
-          <w:rtl w:val="0"/>
-        </w:rPr>
-      </w:r>
     </w:p>
     <w:sectPr>
-      <w:pgSz w:h="16838" w:w="11906" w:orient="portrait"/>
-      <w:pgMar w:bottom="1114" w:top="992" w:left="1417" w:right="1133" w:header="708" w:footer="708"/>
+      <w:pgSz w:w="11906" w:h="16838"/>
+      <w:pgMar w:top="992" w:right="1133" w:bottom="1114" w:left="1417" w:header="708" w:footer="708" w:gutter="0"/>
       <w:pgNumType w:start="1"/>
+      <w:cols w:space="720"/>
     </w:sectPr>
   </w:body>
 </w:document>
 </file>
 
 <file path=word/numbering.xml><?xml version="1.0" encoding="utf-8"?>
-<w:numbering xmlns:mc="http://schemas.openxmlformats.org/markup-compatibility/2006" xmlns:o="urn:schemas-microsoft-com:office:office" xmlns:r="http://schemas.openxmlformats.org/officeDocument/2006/relationships" xmlns:m="http://schemas.openxmlformats.org/officeDocument/2006/math" xmlns:v="urn:schemas-microsoft-com:vml" xmlns:wp="http://schemas.openxmlformats.org/drawingml/2006/wordprocessingDrawing" xmlns:w10="urn:schemas-microsoft-com:office:word" xmlns:w="http://schemas.openxmlformats.org/wordprocessingml/2006/main" xmlns:wne="http://schemas.microsoft.com/office/word/2006/wordml" xmlns:sl="http://schemas.openxmlformats.org/schemaLibrary/2006/main" xmlns:a="http://schemas.openxmlformats.org/drawingml/2006/main" xmlns:pic="http://schemas.openxmlformats.org/drawingml/2006/picture" xmlns:c="http://schemas.openxmlformats.org/drawingml/2006/chart" xmlns:lc="http://schemas.openxmlformats.org/drawingml/2006/lockedCanvas" xmlns:dgm="http://schemas.openxmlformats.org/drawingml/2006/diagram" xmlns:wps="http://schemas.microsoft.com/office/word/2010/wordprocessingShape" xmlns:wpg="http://schemas.microsoft.com/office/word/2010/wordprocessingGroup" xmlns:w14="http://schemas.microsoft.com/office/word/2010/wordml" xmlns:w15="http://schemas.microsoft.com/office/word/2012/wordml" xmlns:w16="http://schemas.microsoft.com/office/word/2018/wordml" xmlns:w16cex="http://schemas.microsoft.com/office/word/2018/wordml/cex" xmlns:w16cid="http://schemas.microsoft.com/office/word/2016/wordml/cid" xmlns="http://schemas.microsoft.com/office/tasks/2019/documenttasks" xmlns:cr="http://schemas.microsoft.com/office/comments/2020/reactions">
-  <w:abstractNum w:abstractNumId="1">
+<w:numbering xmlns:wpc="http://schemas.microsoft.com/office/word/2010/wordprocessingCanvas" xmlns:cx="http://schemas.microsoft.com/office/drawing/2014/chartex" xmlns:cx1="http://schemas.microsoft.com/office/drawing/2015/9/8/chartex" xmlns:cx2="http://schemas.microsoft.com/office/drawing/2015/10/21/chartex" xmlns:cx3="http://schemas.microsoft.com/office/drawing/2016/5/9/chartex" xmlns:cx4="http://schemas.microsoft.com/office/drawing/2016/5/10/chartex" xmlns:cx5="http://schemas.microsoft.com/office/drawing/2016/5/11/chartex" xmlns:cx6="http://schemas.microsoft.com/office/drawing/2016/5/12/chartex" xmlns:cx7="http://schemas.microsoft.com/office/drawing/2016/5/13/chartex" xmlns:cx8="http://schemas.microsoft.com/office/drawing/2016/5/14/chartex" xmlns:mc="http://schemas.openxmlformats.org/markup-compatibility/2006" xmlns:aink="http://schemas.microsoft.com/office/drawing/2016/ink" xmlns:am3d="http://schemas.microsoft.com/office/drawing/2017/model3d" xmlns:o="urn:schemas-microsoft-com:office:office" xmlns:oel="http://schemas.microsoft.com/office/2019/extlst" xmlns:r="http://schemas.openxmlformats.org/officeDocument/2006/relationships" xmlns:m="http://schemas.openxmlformats.org/officeDocument/2006/math" xmlns:v="urn:schemas-microsoft-com:vml" xmlns:wp14="http://schemas.microsoft.com/office/word/2010/wordprocessingDrawing" xmlns:wp="http://schemas.openxmlformats.org/drawingml/2006/wordprocessingDrawing" xmlns:w10="urn:schemas-microsoft-com:office:word" xmlns:w="http://schemas.openxmlformats.org/wordprocessingml/2006/main" xmlns:w14="http://schemas.microsoft.com/office/word/2010/wordml" xmlns:w15="http://schemas.microsoft.com/office/word/2012/wordml" xmlns:w16cex="http://schemas.microsoft.com/office/word/2018/wordml/cex" xmlns:w16cid="http://schemas.microsoft.com/office/word/2016/wordml/cid" xmlns:w16="http://schemas.microsoft.com/office/word/2018/wordml" xmlns:w16du="http://schemas.microsoft.com/office/word/2023/wordml/word16du" xmlns:w16sdtdh="http://schemas.microsoft.com/office/word/2020/wordml/sdtdatahash" xmlns:w16sdtfl="http://schemas.microsoft.com/office/word/2024/wordml/sdtformatlock" xmlns:w16se="http://schemas.microsoft.com/office/word/2015/wordml/symex" xmlns:wpg="http://schemas.microsoft.com/office/word/2010/wordprocessingGroup" xmlns:wpi="http://schemas.microsoft.com/office/word/2010/wordprocessingInk" xmlns:wne="http://schemas.microsoft.com/office/word/2006/wordml" xmlns:wps="http://schemas.microsoft.com/office/word/2010/wordprocessingShape" mc:Ignorable="w14 w15 w16se w16cid w16 w16cex w16sdtdh w16sdtfl w16du wp14">
+  <w:abstractNum w:abstractNumId="0" w15:restartNumberingAfterBreak="0">
+    <w:nsid w:val="227D41FF"/>
+    <w:multiLevelType w:val="multilevel"/>
+    <w:tmpl w:val="1F3A77EA"/>
     <w:lvl w:ilvl="0">
       <w:start w:val="1"/>
       <w:numFmt w:val="bullet"/>
@@ -914,7 +1018,7 @@
         <w:ind w:left="720" w:hanging="360"/>
       </w:pPr>
       <w:rPr>
-        <w:rFonts w:ascii="Noto Sans Symbols" w:cs="Noto Sans Symbols" w:eastAsia="Noto Sans Symbols" w:hAnsi="Noto Sans Symbols"/>
+        <w:rFonts w:ascii="Noto Sans Symbols" w:eastAsia="Noto Sans Symbols" w:hAnsi="Noto Sans Symbols" w:cs="Noto Sans Symbols"/>
         <w:sz w:val="20"/>
         <w:szCs w:val="20"/>
       </w:rPr>
@@ -928,7 +1032,7 @@
         <w:ind w:left="1440" w:hanging="360"/>
       </w:pPr>
       <w:rPr>
-        <w:rFonts w:ascii="Courier New" w:cs="Courier New" w:eastAsia="Courier New" w:hAnsi="Courier New"/>
+        <w:rFonts w:ascii="Courier New" w:eastAsia="Courier New" w:hAnsi="Courier New" w:cs="Courier New"/>
         <w:sz w:val="20"/>
         <w:szCs w:val="20"/>
       </w:rPr>
@@ -942,7 +1046,7 @@
         <w:ind w:left="2160" w:hanging="360"/>
       </w:pPr>
       <w:rPr>
-        <w:rFonts w:ascii="Noto Sans Symbols" w:cs="Noto Sans Symbols" w:eastAsia="Noto Sans Symbols" w:hAnsi="Noto Sans Symbols"/>
+        <w:rFonts w:ascii="Noto Sans Symbols" w:eastAsia="Noto Sans Symbols" w:hAnsi="Noto Sans Symbols" w:cs="Noto Sans Symbols"/>
         <w:sz w:val="20"/>
         <w:szCs w:val="20"/>
       </w:rPr>
@@ -956,7 +1060,7 @@
         <w:ind w:left="2880" w:hanging="360"/>
       </w:pPr>
       <w:rPr>
-        <w:rFonts w:ascii="Noto Sans Symbols" w:cs="Noto Sans Symbols" w:eastAsia="Noto Sans Symbols" w:hAnsi="Noto Sans Symbols"/>
+        <w:rFonts w:ascii="Noto Sans Symbols" w:eastAsia="Noto Sans Symbols" w:hAnsi="Noto Sans Symbols" w:cs="Noto Sans Symbols"/>
         <w:sz w:val="20"/>
         <w:szCs w:val="20"/>
       </w:rPr>
@@ -970,7 +1074,7 @@
         <w:ind w:left="3600" w:hanging="360"/>
       </w:pPr>
       <w:rPr>
-        <w:rFonts w:ascii="Noto Sans Symbols" w:cs="Noto Sans Symbols" w:eastAsia="Noto Sans Symbols" w:hAnsi="Noto Sans Symbols"/>
+        <w:rFonts w:ascii="Noto Sans Symbols" w:eastAsia="Noto Sans Symbols" w:hAnsi="Noto Sans Symbols" w:cs="Noto Sans Symbols"/>
         <w:sz w:val="20"/>
         <w:szCs w:val="20"/>
       </w:rPr>
@@ -984,7 +1088,7 @@
         <w:ind w:left="4320" w:hanging="360"/>
       </w:pPr>
       <w:rPr>
-        <w:rFonts w:ascii="Noto Sans Symbols" w:cs="Noto Sans Symbols" w:eastAsia="Noto Sans Symbols" w:hAnsi="Noto Sans Symbols"/>
+        <w:rFonts w:ascii="Noto Sans Symbols" w:eastAsia="Noto Sans Symbols" w:hAnsi="Noto Sans Symbols" w:cs="Noto Sans Symbols"/>
         <w:sz w:val="20"/>
         <w:szCs w:val="20"/>
       </w:rPr>
@@ -998,7 +1102,7 @@
         <w:ind w:left="5040" w:hanging="360"/>
       </w:pPr>
       <w:rPr>
-        <w:rFonts w:ascii="Noto Sans Symbols" w:cs="Noto Sans Symbols" w:eastAsia="Noto Sans Symbols" w:hAnsi="Noto Sans Symbols"/>
+        <w:rFonts w:ascii="Noto Sans Symbols" w:eastAsia="Noto Sans Symbols" w:hAnsi="Noto Sans Symbols" w:cs="Noto Sans Symbols"/>
         <w:sz w:val="20"/>
         <w:szCs w:val="20"/>
       </w:rPr>
@@ -1012,7 +1116,7 @@
         <w:ind w:left="5760" w:hanging="360"/>
       </w:pPr>
       <w:rPr>
-        <w:rFonts w:ascii="Noto Sans Symbols" w:cs="Noto Sans Symbols" w:eastAsia="Noto Sans Symbols" w:hAnsi="Noto Sans Symbols"/>
+        <w:rFonts w:ascii="Noto Sans Symbols" w:eastAsia="Noto Sans Symbols" w:hAnsi="Noto Sans Symbols" w:cs="Noto Sans Symbols"/>
         <w:sz w:val="20"/>
         <w:szCs w:val="20"/>
       </w:rPr>
@@ -1026,13 +1130,16 @@
         <w:ind w:left="6480" w:hanging="360"/>
       </w:pPr>
       <w:rPr>
-        <w:rFonts w:ascii="Noto Sans Symbols" w:cs="Noto Sans Symbols" w:eastAsia="Noto Sans Symbols" w:hAnsi="Noto Sans Symbols"/>
+        <w:rFonts w:ascii="Noto Sans Symbols" w:eastAsia="Noto Sans Symbols" w:hAnsi="Noto Sans Symbols" w:cs="Noto Sans Symbols"/>
         <w:sz w:val="20"/>
         <w:szCs w:val="20"/>
       </w:rPr>
     </w:lvl>
   </w:abstractNum>
-  <w:abstractNum w:abstractNumId="2">
+  <w:abstractNum w:abstractNumId="1" w15:restartNumberingAfterBreak="0">
+    <w:nsid w:val="337B2C65"/>
+    <w:multiLevelType w:val="multilevel"/>
+    <w:tmpl w:val="ACD86AAE"/>
     <w:lvl w:ilvl="0">
       <w:start w:val="1"/>
       <w:numFmt w:val="bullet"/>
@@ -1042,7 +1149,7 @@
         <w:ind w:left="720" w:hanging="360"/>
       </w:pPr>
       <w:rPr>
-        <w:rFonts w:ascii="Noto Sans Symbols" w:cs="Noto Sans Symbols" w:eastAsia="Noto Sans Symbols" w:hAnsi="Noto Sans Symbols"/>
+        <w:rFonts w:ascii="Noto Sans Symbols" w:eastAsia="Noto Sans Symbols" w:hAnsi="Noto Sans Symbols" w:cs="Noto Sans Symbols"/>
         <w:sz w:val="20"/>
         <w:szCs w:val="20"/>
       </w:rPr>
@@ -1056,7 +1163,7 @@
         <w:ind w:left="1440" w:hanging="360"/>
       </w:pPr>
       <w:rPr>
-        <w:rFonts w:ascii="Courier New" w:cs="Courier New" w:eastAsia="Courier New" w:hAnsi="Courier New"/>
+        <w:rFonts w:ascii="Courier New" w:eastAsia="Courier New" w:hAnsi="Courier New" w:cs="Courier New"/>
         <w:sz w:val="20"/>
         <w:szCs w:val="20"/>
       </w:rPr>
@@ -1070,7 +1177,7 @@
         <w:ind w:left="2160" w:hanging="360"/>
       </w:pPr>
       <w:rPr>
-        <w:rFonts w:ascii="Noto Sans Symbols" w:cs="Noto Sans Symbols" w:eastAsia="Noto Sans Symbols" w:hAnsi="Noto Sans Symbols"/>
+        <w:rFonts w:ascii="Noto Sans Symbols" w:eastAsia="Noto Sans Symbols" w:hAnsi="Noto Sans Symbols" w:cs="Noto Sans Symbols"/>
         <w:sz w:val="20"/>
         <w:szCs w:val="20"/>
       </w:rPr>
@@ -1084,7 +1191,7 @@
         <w:ind w:left="2880" w:hanging="360"/>
       </w:pPr>
       <w:rPr>
-        <w:rFonts w:ascii="Noto Sans Symbols" w:cs="Noto Sans Symbols" w:eastAsia="Noto Sans Symbols" w:hAnsi="Noto Sans Symbols"/>
+        <w:rFonts w:ascii="Noto Sans Symbols" w:eastAsia="Noto Sans Symbols" w:hAnsi="Noto Sans Symbols" w:cs="Noto Sans Symbols"/>
         <w:sz w:val="20"/>
         <w:szCs w:val="20"/>
       </w:rPr>
@@ -1098,7 +1205,7 @@
         <w:ind w:left="3600" w:hanging="360"/>
       </w:pPr>
       <w:rPr>
-        <w:rFonts w:ascii="Noto Sans Symbols" w:cs="Noto Sans Symbols" w:eastAsia="Noto Sans Symbols" w:hAnsi="Noto Sans Symbols"/>
+        <w:rFonts w:ascii="Noto Sans Symbols" w:eastAsia="Noto Sans Symbols" w:hAnsi="Noto Sans Symbols" w:cs="Noto Sans Symbols"/>
         <w:sz w:val="20"/>
         <w:szCs w:val="20"/>
       </w:rPr>
@@ -1112,7 +1219,7 @@
         <w:ind w:left="4320" w:hanging="360"/>
       </w:pPr>
       <w:rPr>
-        <w:rFonts w:ascii="Noto Sans Symbols" w:cs="Noto Sans Symbols" w:eastAsia="Noto Sans Symbols" w:hAnsi="Noto Sans Symbols"/>
+        <w:rFonts w:ascii="Noto Sans Symbols" w:eastAsia="Noto Sans Symbols" w:hAnsi="Noto Sans Symbols" w:cs="Noto Sans Symbols"/>
         <w:sz w:val="20"/>
         <w:szCs w:val="20"/>
       </w:rPr>
@@ -1126,7 +1233,7 @@
         <w:ind w:left="5040" w:hanging="360"/>
       </w:pPr>
       <w:rPr>
-        <w:rFonts w:ascii="Noto Sans Symbols" w:cs="Noto Sans Symbols" w:eastAsia="Noto Sans Symbols" w:hAnsi="Noto Sans Symbols"/>
+        <w:rFonts w:ascii="Noto Sans Symbols" w:eastAsia="Noto Sans Symbols" w:hAnsi="Noto Sans Symbols" w:cs="Noto Sans Symbols"/>
         <w:sz w:val="20"/>
         <w:szCs w:val="20"/>
       </w:rPr>
@@ -1140,7 +1247,7 @@
         <w:ind w:left="5760" w:hanging="360"/>
       </w:pPr>
       <w:rPr>
-        <w:rFonts w:ascii="Noto Sans Symbols" w:cs="Noto Sans Symbols" w:eastAsia="Noto Sans Symbols" w:hAnsi="Noto Sans Symbols"/>
+        <w:rFonts w:ascii="Noto Sans Symbols" w:eastAsia="Noto Sans Symbols" w:hAnsi="Noto Sans Symbols" w:cs="Noto Sans Symbols"/>
         <w:sz w:val="20"/>
         <w:szCs w:val="20"/>
       </w:rPr>
@@ -1154,13 +1261,16 @@
         <w:ind w:left="6480" w:hanging="360"/>
       </w:pPr>
       <w:rPr>
-        <w:rFonts w:ascii="Noto Sans Symbols" w:cs="Noto Sans Symbols" w:eastAsia="Noto Sans Symbols" w:hAnsi="Noto Sans Symbols"/>
+        <w:rFonts w:ascii="Noto Sans Symbols" w:eastAsia="Noto Sans Symbols" w:hAnsi="Noto Sans Symbols" w:cs="Noto Sans Symbols"/>
         <w:sz w:val="20"/>
         <w:szCs w:val="20"/>
       </w:rPr>
     </w:lvl>
   </w:abstractNum>
-  <w:abstractNum w:abstractNumId="3">
+  <w:abstractNum w:abstractNumId="2" w15:restartNumberingAfterBreak="0">
+    <w:nsid w:val="61B1188F"/>
+    <w:multiLevelType w:val="multilevel"/>
+    <w:tmpl w:val="A3C4130A"/>
     <w:lvl w:ilvl="0">
       <w:start w:val="1"/>
       <w:numFmt w:val="bullet"/>
@@ -1170,7 +1280,7 @@
         <w:ind w:left="720" w:hanging="360"/>
       </w:pPr>
       <w:rPr>
-        <w:rFonts w:ascii="Noto Sans Symbols" w:cs="Noto Sans Symbols" w:eastAsia="Noto Sans Symbols" w:hAnsi="Noto Sans Symbols"/>
+        <w:rFonts w:ascii="Noto Sans Symbols" w:eastAsia="Noto Sans Symbols" w:hAnsi="Noto Sans Symbols" w:cs="Noto Sans Symbols"/>
         <w:sz w:val="20"/>
         <w:szCs w:val="20"/>
       </w:rPr>
@@ -1184,7 +1294,7 @@
         <w:ind w:left="1440" w:hanging="360"/>
       </w:pPr>
       <w:rPr>
-        <w:rFonts w:ascii="Courier New" w:cs="Courier New" w:eastAsia="Courier New" w:hAnsi="Courier New"/>
+        <w:rFonts w:ascii="Courier New" w:eastAsia="Courier New" w:hAnsi="Courier New" w:cs="Courier New"/>
         <w:sz w:val="20"/>
         <w:szCs w:val="20"/>
       </w:rPr>
@@ -1198,7 +1308,7 @@
         <w:ind w:left="2160" w:hanging="360"/>
       </w:pPr>
       <w:rPr>
-        <w:rFonts w:ascii="Noto Sans Symbols" w:cs="Noto Sans Symbols" w:eastAsia="Noto Sans Symbols" w:hAnsi="Noto Sans Symbols"/>
+        <w:rFonts w:ascii="Noto Sans Symbols" w:eastAsia="Noto Sans Symbols" w:hAnsi="Noto Sans Symbols" w:cs="Noto Sans Symbols"/>
         <w:sz w:val="20"/>
         <w:szCs w:val="20"/>
       </w:rPr>
@@ -1212,7 +1322,7 @@
         <w:ind w:left="2880" w:hanging="360"/>
       </w:pPr>
       <w:rPr>
-        <w:rFonts w:ascii="Noto Sans Symbols" w:cs="Noto Sans Symbols" w:eastAsia="Noto Sans Symbols" w:hAnsi="Noto Sans Symbols"/>
+        <w:rFonts w:ascii="Noto Sans Symbols" w:eastAsia="Noto Sans Symbols" w:hAnsi="Noto Sans Symbols" w:cs="Noto Sans Symbols"/>
         <w:sz w:val="20"/>
         <w:szCs w:val="20"/>
       </w:rPr>
@@ -1226,7 +1336,7 @@
         <w:ind w:left="3600" w:hanging="360"/>
       </w:pPr>
       <w:rPr>
-        <w:rFonts w:ascii="Noto Sans Symbols" w:cs="Noto Sans Symbols" w:eastAsia="Noto Sans Symbols" w:hAnsi="Noto Sans Symbols"/>
+        <w:rFonts w:ascii="Noto Sans Symbols" w:eastAsia="Noto Sans Symbols" w:hAnsi="Noto Sans Symbols" w:cs="Noto Sans Symbols"/>
         <w:sz w:val="20"/>
         <w:szCs w:val="20"/>
       </w:rPr>
@@ -1240,7 +1350,7 @@
         <w:ind w:left="4320" w:hanging="360"/>
       </w:pPr>
       <w:rPr>
-        <w:rFonts w:ascii="Noto Sans Symbols" w:cs="Noto Sans Symbols" w:eastAsia="Noto Sans Symbols" w:hAnsi="Noto Sans Symbols"/>
+        <w:rFonts w:ascii="Noto Sans Symbols" w:eastAsia="Noto Sans Symbols" w:hAnsi="Noto Sans Symbols" w:cs="Noto Sans Symbols"/>
         <w:sz w:val="20"/>
         <w:szCs w:val="20"/>
       </w:rPr>
@@ -1254,7 +1364,7 @@
         <w:ind w:left="5040" w:hanging="360"/>
       </w:pPr>
       <w:rPr>
-        <w:rFonts w:ascii="Noto Sans Symbols" w:cs="Noto Sans Symbols" w:eastAsia="Noto Sans Symbols" w:hAnsi="Noto Sans Symbols"/>
+        <w:rFonts w:ascii="Noto Sans Symbols" w:eastAsia="Noto Sans Symbols" w:hAnsi="Noto Sans Symbols" w:cs="Noto Sans Symbols"/>
         <w:sz w:val="20"/>
         <w:szCs w:val="20"/>
       </w:rPr>
@@ -1268,7 +1378,7 @@
         <w:ind w:left="5760" w:hanging="360"/>
       </w:pPr>
       <w:rPr>
-        <w:rFonts w:ascii="Noto Sans Symbols" w:cs="Noto Sans Symbols" w:eastAsia="Noto Sans Symbols" w:hAnsi="Noto Sans Symbols"/>
+        <w:rFonts w:ascii="Noto Sans Symbols" w:eastAsia="Noto Sans Symbols" w:hAnsi="Noto Sans Symbols" w:cs="Noto Sans Symbols"/>
         <w:sz w:val="20"/>
         <w:szCs w:val="20"/>
       </w:rPr>
@@ -1282,33 +1392,33 @@
         <w:ind w:left="6480" w:hanging="360"/>
       </w:pPr>
       <w:rPr>
-        <w:rFonts w:ascii="Noto Sans Symbols" w:cs="Noto Sans Symbols" w:eastAsia="Noto Sans Symbols" w:hAnsi="Noto Sans Symbols"/>
+        <w:rFonts w:ascii="Noto Sans Symbols" w:eastAsia="Noto Sans Symbols" w:hAnsi="Noto Sans Symbols" w:cs="Noto Sans Symbols"/>
         <w:sz w:val="20"/>
         <w:szCs w:val="20"/>
       </w:rPr>
     </w:lvl>
   </w:abstractNum>
-  <w:num w:numId="1">
+  <w:num w:numId="1" w16cid:durableId="1373386841">
     <w:abstractNumId w:val="1"/>
   </w:num>
-  <w:num w:numId="2">
+  <w:num w:numId="2" w16cid:durableId="487671884">
+    <w:abstractNumId w:val="0"/>
+  </w:num>
+  <w:num w:numId="3" w16cid:durableId="464398949">
     <w:abstractNumId w:val="2"/>
-  </w:num>
-  <w:num w:numId="3">
-    <w:abstractNumId w:val="3"/>
   </w:num>
 </w:numbering>
 </file>
 
 <file path=word/styles.xml><?xml version="1.0" encoding="utf-8"?>
-<w:styles xmlns:mc="http://schemas.openxmlformats.org/markup-compatibility/2006" xmlns:o="urn:schemas-microsoft-com:office:office" xmlns:r="http://schemas.openxmlformats.org/officeDocument/2006/relationships" xmlns:m="http://schemas.openxmlformats.org/officeDocument/2006/math" xmlns:v="urn:schemas-microsoft-com:vml" xmlns:wp="http://schemas.openxmlformats.org/drawingml/2006/wordprocessingDrawing" xmlns:w10="urn:schemas-microsoft-com:office:word" xmlns:w="http://schemas.openxmlformats.org/wordprocessingml/2006/main" xmlns:wne="http://schemas.microsoft.com/office/word/2006/wordml" xmlns:sl="http://schemas.openxmlformats.org/schemaLibrary/2006/main" xmlns:a="http://schemas.openxmlformats.org/drawingml/2006/main" xmlns:pic="http://schemas.openxmlformats.org/drawingml/2006/picture" xmlns:c="http://schemas.openxmlformats.org/drawingml/2006/chart" xmlns:lc="http://schemas.openxmlformats.org/drawingml/2006/lockedCanvas" xmlns:dgm="http://schemas.openxmlformats.org/drawingml/2006/diagram" xmlns:wps="http://schemas.microsoft.com/office/word/2010/wordprocessingShape" xmlns:wpg="http://schemas.microsoft.com/office/word/2010/wordprocessingGroup" xmlns:w14="http://schemas.microsoft.com/office/word/2010/wordml" xmlns:w15="http://schemas.microsoft.com/office/word/2012/wordml" xmlns:w16="http://schemas.microsoft.com/office/word/2018/wordml" xmlns:w16cex="http://schemas.microsoft.com/office/word/2018/wordml/cex" xmlns:w16cid="http://schemas.microsoft.com/office/word/2016/wordml/cid" xmlns="http://schemas.microsoft.com/office/tasks/2019/documenttasks" xmlns:cr="http://schemas.microsoft.com/office/comments/2020/reactions">
+<w:styles xmlns:mc="http://schemas.openxmlformats.org/markup-compatibility/2006" xmlns:r="http://schemas.openxmlformats.org/officeDocument/2006/relationships" xmlns:w="http://schemas.openxmlformats.org/wordprocessingml/2006/main" xmlns:w14="http://schemas.microsoft.com/office/word/2010/wordml" xmlns:w15="http://schemas.microsoft.com/office/word/2012/wordml" xmlns:w16cex="http://schemas.microsoft.com/office/word/2018/wordml/cex" xmlns:w16cid="http://schemas.microsoft.com/office/word/2016/wordml/cid" xmlns:w16="http://schemas.microsoft.com/office/word/2018/wordml" xmlns:w16du="http://schemas.microsoft.com/office/word/2023/wordml/word16du" xmlns:w16sdtdh="http://schemas.microsoft.com/office/word/2020/wordml/sdtdatahash" xmlns:w16sdtfl="http://schemas.microsoft.com/office/word/2024/wordml/sdtformatlock" xmlns:w16se="http://schemas.microsoft.com/office/word/2015/wordml/symex" mc:Ignorable="w14 w15 w16se w16cid w16 w16cex w16sdtdh w16sdtfl w16du">
   <w:docDefaults>
     <w:rPrDefault>
       <w:rPr>
-        <w:rFonts w:ascii="Aptos" w:cs="Aptos" w:eastAsia="Aptos" w:hAnsi="Aptos"/>
+        <w:rFonts w:ascii="Aptos" w:eastAsia="Aptos" w:hAnsi="Aptos" w:cs="Aptos"/>
         <w:sz w:val="22"/>
         <w:szCs w:val="22"/>
-        <w:lang w:val="fr"/>
+        <w:lang w:val="fr" w:eastAsia="fr-CH" w:bidi="ar-SA"/>
       </w:rPr>
     </w:rPrDefault>
     <w:pPrDefault>
@@ -1317,32 +1427,403 @@
       </w:pPr>
     </w:pPrDefault>
   </w:docDefaults>
-  <w:style w:type="table" w:styleId="TableNormal" w:default="1">
-    <w:name w:val="TableNormal"/>
-    <w:tblPr>
-      <w:tblCellMar>
-        <w:top w:w="100.0" w:type="dxa"/>
-        <w:left w:w="100.0" w:type="dxa"/>
-        <w:bottom w:w="100.0" w:type="dxa"/>
-        <w:right w:w="100.0" w:type="dxa"/>
-      </w:tblCellMar>
-    </w:tblPr>
-  </w:style>
-  <w:style w:type="paragraph" w:styleId="Normal" w:default="1">
-    <w:name w:val="normal"/>
+  <w:latentStyles w:defLockedState="0" w:defUIPriority="99" w:defSemiHidden="0" w:defUnhideWhenUsed="0" w:defQFormat="0" w:count="376">
+    <w:lsdException w:name="Normal" w:uiPriority="0" w:qFormat="1"/>
+    <w:lsdException w:name="heading 1" w:uiPriority="9" w:qFormat="1"/>
+    <w:lsdException w:name="heading 2" w:semiHidden="1" w:uiPriority="9" w:unhideWhenUsed="1" w:qFormat="1"/>
+    <w:lsdException w:name="heading 3" w:semiHidden="1" w:uiPriority="9" w:unhideWhenUsed="1" w:qFormat="1"/>
+    <w:lsdException w:name="heading 4" w:semiHidden="1" w:uiPriority="9" w:unhideWhenUsed="1" w:qFormat="1"/>
+    <w:lsdException w:name="heading 5" w:semiHidden="1" w:uiPriority="9" w:unhideWhenUsed="1" w:qFormat="1"/>
+    <w:lsdException w:name="heading 6" w:semiHidden="1" w:uiPriority="9" w:unhideWhenUsed="1" w:qFormat="1"/>
+    <w:lsdException w:name="heading 7" w:semiHidden="1" w:uiPriority="9" w:unhideWhenUsed="1" w:qFormat="1"/>
+    <w:lsdException w:name="heading 8" w:semiHidden="1" w:uiPriority="9" w:unhideWhenUsed="1" w:qFormat="1"/>
+    <w:lsdException w:name="heading 9" w:semiHidden="1" w:uiPriority="9" w:unhideWhenUsed="1" w:qFormat="1"/>
+    <w:lsdException w:name="index 1" w:semiHidden="1" w:unhideWhenUsed="1"/>
+    <w:lsdException w:name="index 2" w:semiHidden="1" w:unhideWhenUsed="1"/>
+    <w:lsdException w:name="index 3" w:semiHidden="1" w:unhideWhenUsed="1"/>
+    <w:lsdException w:name="index 4" w:semiHidden="1" w:unhideWhenUsed="1"/>
+    <w:lsdException w:name="index 5" w:semiHidden="1" w:unhideWhenUsed="1"/>
+    <w:lsdException w:name="index 6" w:semiHidden="1" w:unhideWhenUsed="1"/>
+    <w:lsdException w:name="index 7" w:semiHidden="1" w:unhideWhenUsed="1"/>
+    <w:lsdException w:name="index 8" w:semiHidden="1" w:unhideWhenUsed="1"/>
+    <w:lsdException w:name="index 9" w:semiHidden="1" w:unhideWhenUsed="1"/>
+    <w:lsdException w:name="toc 1" w:semiHidden="1" w:uiPriority="39" w:unhideWhenUsed="1"/>
+    <w:lsdException w:name="toc 2" w:semiHidden="1" w:uiPriority="39" w:unhideWhenUsed="1"/>
+    <w:lsdException w:name="toc 3" w:semiHidden="1" w:uiPriority="39" w:unhideWhenUsed="1"/>
+    <w:lsdException w:name="toc 4" w:semiHidden="1" w:uiPriority="39" w:unhideWhenUsed="1"/>
+    <w:lsdException w:name="toc 5" w:semiHidden="1" w:uiPriority="39" w:unhideWhenUsed="1"/>
+    <w:lsdException w:name="toc 6" w:semiHidden="1" w:uiPriority="39" w:unhideWhenUsed="1"/>
+    <w:lsdException w:name="toc 7" w:semiHidden="1" w:uiPriority="39" w:unhideWhenUsed="1"/>
+    <w:lsdException w:name="toc 8" w:semiHidden="1" w:uiPriority="39" w:unhideWhenUsed="1"/>
+    <w:lsdException w:name="toc 9" w:semiHidden="1" w:uiPriority="39" w:unhideWhenUsed="1"/>
+    <w:lsdException w:name="Normal Indent" w:semiHidden="1" w:unhideWhenUsed="1"/>
+    <w:lsdException w:name="footnote text" w:semiHidden="1" w:unhideWhenUsed="1"/>
+    <w:lsdException w:name="annotation text" w:semiHidden="1" w:unhideWhenUsed="1"/>
+    <w:lsdException w:name="header" w:semiHidden="1" w:unhideWhenUsed="1"/>
+    <w:lsdException w:name="footer" w:semiHidden="1" w:unhideWhenUsed="1"/>
+    <w:lsdException w:name="index heading" w:semiHidden="1" w:unhideWhenUsed="1"/>
+    <w:lsdException w:name="caption" w:semiHidden="1" w:uiPriority="35" w:unhideWhenUsed="1" w:qFormat="1"/>
+    <w:lsdException w:name="table of figures" w:semiHidden="1" w:unhideWhenUsed="1"/>
+    <w:lsdException w:name="envelope address" w:semiHidden="1" w:unhideWhenUsed="1"/>
+    <w:lsdException w:name="envelope return" w:semiHidden="1" w:unhideWhenUsed="1"/>
+    <w:lsdException w:name="footnote reference" w:semiHidden="1" w:unhideWhenUsed="1"/>
+    <w:lsdException w:name="annotation reference" w:semiHidden="1" w:unhideWhenUsed="1"/>
+    <w:lsdException w:name="line number" w:semiHidden="1" w:unhideWhenUsed="1"/>
+    <w:lsdException w:name="page number" w:semiHidden="1" w:unhideWhenUsed="1"/>
+    <w:lsdException w:name="endnote reference" w:semiHidden="1" w:unhideWhenUsed="1"/>
+    <w:lsdException w:name="endnote text" w:semiHidden="1" w:unhideWhenUsed="1"/>
+    <w:lsdException w:name="table of authorities" w:semiHidden="1" w:unhideWhenUsed="1"/>
+    <w:lsdException w:name="macro" w:semiHidden="1" w:unhideWhenUsed="1"/>
+    <w:lsdException w:name="toa heading" w:semiHidden="1" w:unhideWhenUsed="1"/>
+    <w:lsdException w:name="List" w:semiHidden="1" w:unhideWhenUsed="1"/>
+    <w:lsdException w:name="List Bullet" w:semiHidden="1" w:unhideWhenUsed="1"/>
+    <w:lsdException w:name="List Number" w:semiHidden="1" w:unhideWhenUsed="1"/>
+    <w:lsdException w:name="List 2" w:semiHidden="1" w:unhideWhenUsed="1"/>
+    <w:lsdException w:name="List 3" w:semiHidden="1" w:unhideWhenUsed="1"/>
+    <w:lsdException w:name="List 4" w:semiHidden="1" w:unhideWhenUsed="1"/>
+    <w:lsdException w:name="List 5" w:semiHidden="1" w:unhideWhenUsed="1"/>
+    <w:lsdException w:name="List Bullet 2" w:semiHidden="1" w:unhideWhenUsed="1"/>
+    <w:lsdException w:name="List Bullet 3" w:semiHidden="1" w:unhideWhenUsed="1"/>
+    <w:lsdException w:name="List Bullet 4" w:semiHidden="1" w:unhideWhenUsed="1"/>
+    <w:lsdException w:name="List Bullet 5" w:semiHidden="1" w:unhideWhenUsed="1"/>
+    <w:lsdException w:name="List Number 2" w:semiHidden="1" w:unhideWhenUsed="1"/>
+    <w:lsdException w:name="List Number 3" w:semiHidden="1" w:unhideWhenUsed="1"/>
+    <w:lsdException w:name="List Number 4" w:semiHidden="1" w:unhideWhenUsed="1"/>
+    <w:lsdException w:name="List Number 5" w:semiHidden="1" w:unhideWhenUsed="1"/>
+    <w:lsdException w:name="Title" w:uiPriority="10" w:qFormat="1"/>
+    <w:lsdException w:name="Closing" w:semiHidden="1" w:unhideWhenUsed="1"/>
+    <w:lsdException w:name="Signature" w:semiHidden="1" w:unhideWhenUsed="1"/>
+    <w:lsdException w:name="Default Paragraph Font" w:semiHidden="1" w:uiPriority="1" w:unhideWhenUsed="1"/>
+    <w:lsdException w:name="Body Text" w:semiHidden="1" w:unhideWhenUsed="1"/>
+    <w:lsdException w:name="Body Text Indent" w:semiHidden="1" w:unhideWhenUsed="1"/>
+    <w:lsdException w:name="List Continue" w:semiHidden="1" w:unhideWhenUsed="1"/>
+    <w:lsdException w:name="List Continue 2" w:semiHidden="1" w:unhideWhenUsed="1"/>
+    <w:lsdException w:name="List Continue 3" w:semiHidden="1" w:unhideWhenUsed="1"/>
+    <w:lsdException w:name="List Continue 4" w:semiHidden="1" w:unhideWhenUsed="1"/>
+    <w:lsdException w:name="List Continue 5" w:semiHidden="1" w:unhideWhenUsed="1"/>
+    <w:lsdException w:name="Message Header" w:semiHidden="1" w:unhideWhenUsed="1"/>
+    <w:lsdException w:name="Subtitle" w:uiPriority="11" w:qFormat="1"/>
+    <w:lsdException w:name="Salutation" w:semiHidden="1" w:unhideWhenUsed="1"/>
+    <w:lsdException w:name="Date" w:semiHidden="1" w:unhideWhenUsed="1"/>
+    <w:lsdException w:name="Body Text First Indent" w:semiHidden="1" w:unhideWhenUsed="1"/>
+    <w:lsdException w:name="Body Text First Indent 2" w:semiHidden="1" w:unhideWhenUsed="1"/>
+    <w:lsdException w:name="Note Heading" w:semiHidden="1" w:unhideWhenUsed="1"/>
+    <w:lsdException w:name="Body Text 2" w:semiHidden="1" w:unhideWhenUsed="1"/>
+    <w:lsdException w:name="Body Text 3" w:semiHidden="1" w:unhideWhenUsed="1"/>
+    <w:lsdException w:name="Body Text Indent 2" w:semiHidden="1" w:unhideWhenUsed="1"/>
+    <w:lsdException w:name="Body Text Indent 3" w:semiHidden="1" w:unhideWhenUsed="1"/>
+    <w:lsdException w:name="Block Text" w:semiHidden="1" w:unhideWhenUsed="1"/>
+    <w:lsdException w:name="Hyperlink" w:semiHidden="1" w:unhideWhenUsed="1"/>
+    <w:lsdException w:name="FollowedHyperlink" w:semiHidden="1" w:unhideWhenUsed="1"/>
+    <w:lsdException w:name="Strong" w:uiPriority="22" w:qFormat="1"/>
+    <w:lsdException w:name="Emphasis" w:uiPriority="20" w:qFormat="1"/>
+    <w:lsdException w:name="Document Map" w:semiHidden="1" w:unhideWhenUsed="1"/>
+    <w:lsdException w:name="Plain Text" w:semiHidden="1" w:unhideWhenUsed="1"/>
+    <w:lsdException w:name="E-mail Signature" w:semiHidden="1" w:unhideWhenUsed="1"/>
+    <w:lsdException w:name="HTML Top of Form" w:semiHidden="1" w:unhideWhenUsed="1"/>
+    <w:lsdException w:name="HTML Bottom of Form" w:semiHidden="1" w:unhideWhenUsed="1"/>
+    <w:lsdException w:name="Normal (Web)" w:semiHidden="1" w:unhideWhenUsed="1"/>
+    <w:lsdException w:name="HTML Acronym" w:semiHidden="1" w:unhideWhenUsed="1"/>
+    <w:lsdException w:name="HTML Address" w:semiHidden="1" w:unhideWhenUsed="1"/>
+    <w:lsdException w:name="HTML Cite" w:semiHidden="1" w:unhideWhenUsed="1"/>
+    <w:lsdException w:name="HTML Code" w:semiHidden="1" w:unhideWhenUsed="1"/>
+    <w:lsdException w:name="HTML Definition" w:semiHidden="1" w:unhideWhenUsed="1"/>
+    <w:lsdException w:name="HTML Keyboard" w:semiHidden="1" w:unhideWhenUsed="1"/>
+    <w:lsdException w:name="HTML Preformatted" w:semiHidden="1" w:unhideWhenUsed="1"/>
+    <w:lsdException w:name="HTML Sample" w:semiHidden="1" w:unhideWhenUsed="1"/>
+    <w:lsdException w:name="HTML Typewriter" w:semiHidden="1" w:unhideWhenUsed="1"/>
+    <w:lsdException w:name="HTML Variable" w:semiHidden="1" w:unhideWhenUsed="1"/>
+    <w:lsdException w:name="Normal Table" w:semiHidden="1" w:unhideWhenUsed="1"/>
+    <w:lsdException w:name="annotation subject" w:semiHidden="1" w:unhideWhenUsed="1"/>
+    <w:lsdException w:name="No List" w:semiHidden="1" w:unhideWhenUsed="1"/>
+    <w:lsdException w:name="Outline List 1" w:semiHidden="1" w:unhideWhenUsed="1"/>
+    <w:lsdException w:name="Outline List 2" w:semiHidden="1" w:unhideWhenUsed="1"/>
+    <w:lsdException w:name="Outline List 3" w:semiHidden="1" w:unhideWhenUsed="1"/>
+    <w:lsdException w:name="Table Simple 1" w:semiHidden="1" w:unhideWhenUsed="1"/>
+    <w:lsdException w:name="Table Simple 2" w:semiHidden="1" w:unhideWhenUsed="1"/>
+    <w:lsdException w:name="Table Simple 3" w:semiHidden="1" w:unhideWhenUsed="1"/>
+    <w:lsdException w:name="Table Classic 1" w:semiHidden="1" w:unhideWhenUsed="1"/>
+    <w:lsdException w:name="Table Classic 2" w:semiHidden="1" w:unhideWhenUsed="1"/>
+    <w:lsdException w:name="Table Classic 3" w:semiHidden="1" w:unhideWhenUsed="1"/>
+    <w:lsdException w:name="Table Classic 4" w:semiHidden="1" w:unhideWhenUsed="1"/>
+    <w:lsdException w:name="Table Colorful 1" w:semiHidden="1" w:unhideWhenUsed="1"/>
+    <w:lsdException w:name="Table Colorful 2" w:semiHidden="1" w:unhideWhenUsed="1"/>
+    <w:lsdException w:name="Table Colorful 3" w:semiHidden="1" w:unhideWhenUsed="1"/>
+    <w:lsdException w:name="Table Columns 1" w:semiHidden="1" w:unhideWhenUsed="1"/>
+    <w:lsdException w:name="Table Columns 2" w:semiHidden="1" w:unhideWhenUsed="1"/>
+    <w:lsdException w:name="Table Columns 3" w:semiHidden="1" w:unhideWhenUsed="1"/>
+    <w:lsdException w:name="Table Columns 4" w:semiHidden="1" w:unhideWhenUsed="1"/>
+    <w:lsdException w:name="Table Columns 5" w:semiHidden="1" w:unhideWhenUsed="1"/>
+    <w:lsdException w:name="Table Grid 1" w:semiHidden="1" w:unhideWhenUsed="1"/>
+    <w:lsdException w:name="Table Grid 2" w:semiHidden="1" w:unhideWhenUsed="1"/>
+    <w:lsdException w:name="Table Grid 3" w:semiHidden="1" w:unhideWhenUsed="1"/>
+    <w:lsdException w:name="Table Grid 4" w:semiHidden="1" w:unhideWhenUsed="1"/>
+    <w:lsdException w:name="Table Grid 5" w:semiHidden="1" w:unhideWhenUsed="1"/>
+    <w:lsdException w:name="Table Grid 6" w:semiHidden="1" w:unhideWhenUsed="1"/>
+    <w:lsdException w:name="Table Grid 7" w:semiHidden="1" w:unhideWhenUsed="1"/>
+    <w:lsdException w:name="Table Grid 8" w:semiHidden="1" w:unhideWhenUsed="1"/>
+    <w:lsdException w:name="Table List 1" w:semiHidden="1" w:unhideWhenUsed="1"/>
+    <w:lsdException w:name="Table List 2" w:semiHidden="1" w:unhideWhenUsed="1"/>
+    <w:lsdException w:name="Table List 3" w:semiHidden="1" w:unhideWhenUsed="1"/>
+    <w:lsdException w:name="Table List 4" w:semiHidden="1" w:unhideWhenUsed="1"/>
+    <w:lsdException w:name="Table List 5" w:semiHidden="1" w:unhideWhenUsed="1"/>
+    <w:lsdException w:name="Table List 6" w:semiHidden="1" w:unhideWhenUsed="1"/>
+    <w:lsdException w:name="Table List 7" w:semiHidden="1" w:unhideWhenUsed="1"/>
+    <w:lsdException w:name="Table List 8" w:semiHidden="1" w:unhideWhenUsed="1"/>
+    <w:lsdException w:name="Table 3D effects 1" w:semiHidden="1" w:unhideWhenUsed="1"/>
+    <w:lsdException w:name="Table 3D effects 2" w:semiHidden="1" w:unhideWhenUsed="1"/>
+    <w:lsdException w:name="Table 3D effects 3" w:semiHidden="1" w:unhideWhenUsed="1"/>
+    <w:lsdException w:name="Table Contemporary" w:semiHidden="1" w:unhideWhenUsed="1"/>
+    <w:lsdException w:name="Table Elegant" w:semiHidden="1" w:unhideWhenUsed="1"/>
+    <w:lsdException w:name="Table Professional" w:semiHidden="1" w:unhideWhenUsed="1"/>
+    <w:lsdException w:name="Table Subtle 1" w:semiHidden="1" w:unhideWhenUsed="1"/>
+    <w:lsdException w:name="Table Subtle 2" w:semiHidden="1" w:unhideWhenUsed="1"/>
+    <w:lsdException w:name="Table Web 1" w:semiHidden="1" w:unhideWhenUsed="1"/>
+    <w:lsdException w:name="Table Web 2" w:semiHidden="1" w:unhideWhenUsed="1"/>
+    <w:lsdException w:name="Table Web 3" w:semiHidden="1" w:unhideWhenUsed="1"/>
+    <w:lsdException w:name="Balloon Text" w:semiHidden="1" w:unhideWhenUsed="1"/>
+    <w:lsdException w:name="Table Grid" w:uiPriority="39"/>
+    <w:lsdException w:name="Table Theme" w:semiHidden="1" w:unhideWhenUsed="1"/>
+    <w:lsdException w:name="Placeholder Text" w:semiHidden="1"/>
+    <w:lsdException w:name="No Spacing" w:uiPriority="1" w:qFormat="1"/>
+    <w:lsdException w:name="Light Shading" w:uiPriority="60"/>
+    <w:lsdException w:name="Light List" w:uiPriority="61"/>
+    <w:lsdException w:name="Light Grid" w:uiPriority="62"/>
+    <w:lsdException w:name="Medium Shading 1" w:uiPriority="63"/>
+    <w:lsdException w:name="Medium Shading 2" w:uiPriority="64"/>
+    <w:lsdException w:name="Medium List 1" w:uiPriority="65"/>
+    <w:lsdException w:name="Medium List 2" w:uiPriority="66"/>
+    <w:lsdException w:name="Medium Grid 1" w:uiPriority="67"/>
+    <w:lsdException w:name="Medium Grid 2" w:uiPriority="68"/>
+    <w:lsdException w:name="Medium Grid 3" w:uiPriority="69"/>
+    <w:lsdException w:name="Dark List" w:uiPriority="70"/>
+    <w:lsdException w:name="Colorful Shading" w:uiPriority="71"/>
+    <w:lsdException w:name="Colorful List" w:uiPriority="72"/>
+    <w:lsdException w:name="Colorful Grid" w:uiPriority="73"/>
+    <w:lsdException w:name="Light Shading Accent 1" w:uiPriority="60"/>
+    <w:lsdException w:name="Light List Accent 1" w:uiPriority="61"/>
+    <w:lsdException w:name="Light Grid Accent 1" w:uiPriority="62"/>
+    <w:lsdException w:name="Medium Shading 1 Accent 1" w:uiPriority="63"/>
+    <w:lsdException w:name="Medium Shading 2 Accent 1" w:uiPriority="64"/>
+    <w:lsdException w:name="Medium List 1 Accent 1" w:uiPriority="65"/>
+    <w:lsdException w:name="Revision" w:semiHidden="1"/>
+    <w:lsdException w:name="List Paragraph" w:uiPriority="34" w:qFormat="1"/>
+    <w:lsdException w:name="Quote" w:uiPriority="29" w:qFormat="1"/>
+    <w:lsdException w:name="Intense Quote" w:uiPriority="30" w:qFormat="1"/>
+    <w:lsdException w:name="Medium List 2 Accent 1" w:uiPriority="66"/>
+    <w:lsdException w:name="Medium Grid 1 Accent 1" w:uiPriority="67"/>
+    <w:lsdException w:name="Medium Grid 2 Accent 1" w:uiPriority="68"/>
+    <w:lsdException w:name="Medium Grid 3 Accent 1" w:uiPriority="69"/>
+    <w:lsdException w:name="Dark List Accent 1" w:uiPriority="70"/>
+    <w:lsdException w:name="Colorful Shading Accent 1" w:uiPriority="71"/>
+    <w:lsdException w:name="Colorful List Accent 1" w:uiPriority="72"/>
+    <w:lsdException w:name="Colorful Grid Accent 1" w:uiPriority="73"/>
+    <w:lsdException w:name="Light Shading Accent 2" w:uiPriority="60"/>
+    <w:lsdException w:name="Light List Accent 2" w:uiPriority="61"/>
+    <w:lsdException w:name="Light Grid Accent 2" w:uiPriority="62"/>
+    <w:lsdException w:name="Medium Shading 1 Accent 2" w:uiPriority="63"/>
+    <w:lsdException w:name="Medium Shading 2 Accent 2" w:uiPriority="64"/>
+    <w:lsdException w:name="Medium List 1 Accent 2" w:uiPriority="65"/>
+    <w:lsdException w:name="Medium List 2 Accent 2" w:uiPriority="66"/>
+    <w:lsdException w:name="Medium Grid 1 Accent 2" w:uiPriority="67"/>
+    <w:lsdException w:name="Medium Grid 2 Accent 2" w:uiPriority="68"/>
+    <w:lsdException w:name="Medium Grid 3 Accent 2" w:uiPriority="69"/>
+    <w:lsdException w:name="Dark List Accent 2" w:uiPriority="70"/>
+    <w:lsdException w:name="Colorful Shading Accent 2" w:uiPriority="71"/>
+    <w:lsdException w:name="Colorful List Accent 2" w:uiPriority="72"/>
+    <w:lsdException w:name="Colorful Grid Accent 2" w:uiPriority="73"/>
+    <w:lsdException w:name="Light Shading Accent 3" w:uiPriority="60"/>
+    <w:lsdException w:name="Light List Accent 3" w:uiPriority="61"/>
+    <w:lsdException w:name="Light Grid Accent 3" w:uiPriority="62"/>
+    <w:lsdException w:name="Medium Shading 1 Accent 3" w:uiPriority="63"/>
+    <w:lsdException w:name="Medium Shading 2 Accent 3" w:uiPriority="64"/>
+    <w:lsdException w:name="Medium List 1 Accent 3" w:uiPriority="65"/>
+    <w:lsdException w:name="Medium List 2 Accent 3" w:uiPriority="66"/>
+    <w:lsdException w:name="Medium Grid 1 Accent 3" w:uiPriority="67"/>
+    <w:lsdException w:name="Medium Grid 2 Accent 3" w:uiPriority="68"/>
+    <w:lsdException w:name="Medium Grid 3 Accent 3" w:uiPriority="69"/>
+    <w:lsdException w:name="Dark List Accent 3" w:uiPriority="70"/>
+    <w:lsdException w:name="Colorful Shading Accent 3" w:uiPriority="71"/>
+    <w:lsdException w:name="Colorful List Accent 3" w:uiPriority="72"/>
+    <w:lsdException w:name="Colorful Grid Accent 3" w:uiPriority="73"/>
+    <w:lsdException w:name="Light Shading Accent 4" w:uiPriority="60"/>
+    <w:lsdException w:name="Light List Accent 4" w:uiPriority="61"/>
+    <w:lsdException w:name="Light Grid Accent 4" w:uiPriority="62"/>
+    <w:lsdException w:name="Medium Shading 1 Accent 4" w:uiPriority="63"/>
+    <w:lsdException w:name="Medium Shading 2 Accent 4" w:uiPriority="64"/>
+    <w:lsdException w:name="Medium List 1 Accent 4" w:uiPriority="65"/>
+    <w:lsdException w:name="Medium List 2 Accent 4" w:uiPriority="66"/>
+    <w:lsdException w:name="Medium Grid 1 Accent 4" w:uiPriority="67"/>
+    <w:lsdException w:name="Medium Grid 2 Accent 4" w:uiPriority="68"/>
+    <w:lsdException w:name="Medium Grid 3 Accent 4" w:uiPriority="69"/>
+    <w:lsdException w:name="Dark List Accent 4" w:uiPriority="70"/>
+    <w:lsdException w:name="Colorful Shading Accent 4" w:uiPriority="71"/>
+    <w:lsdException w:name="Colorful List Accent 4" w:uiPriority="72"/>
+    <w:lsdException w:name="Colorful Grid Accent 4" w:uiPriority="73"/>
+    <w:lsdException w:name="Light Shading Accent 5" w:uiPriority="60"/>
+    <w:lsdException w:name="Light List Accent 5" w:uiPriority="61"/>
+    <w:lsdException w:name="Light Grid Accent 5" w:uiPriority="62"/>
+    <w:lsdException w:name="Medium Shading 1 Accent 5" w:uiPriority="63"/>
+    <w:lsdException w:name="Medium Shading 2 Accent 5" w:uiPriority="64"/>
+    <w:lsdException w:name="Medium List 1 Accent 5" w:uiPriority="65"/>
+    <w:lsdException w:name="Medium List 2 Accent 5" w:uiPriority="66"/>
+    <w:lsdException w:name="Medium Grid 1 Accent 5" w:uiPriority="67"/>
+    <w:lsdException w:name="Medium Grid 2 Accent 5" w:uiPriority="68"/>
+    <w:lsdException w:name="Medium Grid 3 Accent 5" w:uiPriority="69"/>
+    <w:lsdException w:name="Dark List Accent 5" w:uiPriority="70"/>
+    <w:lsdException w:name="Colorful Shading Accent 5" w:uiPriority="71"/>
+    <w:lsdException w:name="Colorful List Accent 5" w:uiPriority="72"/>
+    <w:lsdException w:name="Colorful Grid Accent 5" w:uiPriority="73"/>
+    <w:lsdException w:name="Light Shading Accent 6" w:uiPriority="60"/>
+    <w:lsdException w:name="Light List Accent 6" w:uiPriority="61"/>
+    <w:lsdException w:name="Light Grid Accent 6" w:uiPriority="62"/>
+    <w:lsdException w:name="Medium Shading 1 Accent 6" w:uiPriority="63"/>
+    <w:lsdException w:name="Medium Shading 2 Accent 6" w:uiPriority="64"/>
+    <w:lsdException w:name="Medium List 1 Accent 6" w:uiPriority="65"/>
+    <w:lsdException w:name="Medium List 2 Accent 6" w:uiPriority="66"/>
+    <w:lsdException w:name="Medium Grid 1 Accent 6" w:uiPriority="67"/>
+    <w:lsdException w:name="Medium Grid 2 Accent 6" w:uiPriority="68"/>
+    <w:lsdException w:name="Medium Grid 3 Accent 6" w:uiPriority="69"/>
+    <w:lsdException w:name="Dark List Accent 6" w:uiPriority="70"/>
+    <w:lsdException w:name="Colorful Shading Accent 6" w:uiPriority="71"/>
+    <w:lsdException w:name="Colorful List Accent 6" w:uiPriority="72"/>
+    <w:lsdException w:name="Colorful Grid Accent 6" w:uiPriority="73"/>
+    <w:lsdException w:name="Subtle Emphasis" w:uiPriority="19" w:qFormat="1"/>
+    <w:lsdException w:name="Intense Emphasis" w:uiPriority="21" w:qFormat="1"/>
+    <w:lsdException w:name="Subtle Reference" w:uiPriority="31" w:qFormat="1"/>
+    <w:lsdException w:name="Intense Reference" w:uiPriority="32" w:qFormat="1"/>
+    <w:lsdException w:name="Book Title" w:uiPriority="33" w:qFormat="1"/>
+    <w:lsdException w:name="Bibliography" w:semiHidden="1" w:uiPriority="37" w:unhideWhenUsed="1"/>
+    <w:lsdException w:name="TOC Heading" w:semiHidden="1" w:uiPriority="39" w:unhideWhenUsed="1" w:qFormat="1"/>
+    <w:lsdException w:name="Plain Table 1" w:uiPriority="41"/>
+    <w:lsdException w:name="Plain Table 2" w:uiPriority="42"/>
+    <w:lsdException w:name="Plain Table 3" w:uiPriority="43"/>
+    <w:lsdException w:name="Plain Table 4" w:uiPriority="44"/>
+    <w:lsdException w:name="Plain Table 5" w:uiPriority="45"/>
+    <w:lsdException w:name="Grid Table Light" w:uiPriority="40"/>
+    <w:lsdException w:name="Grid Table 1 Light" w:uiPriority="46"/>
+    <w:lsdException w:name="Grid Table 2" w:uiPriority="47"/>
+    <w:lsdException w:name="Grid Table 3" w:uiPriority="48"/>
+    <w:lsdException w:name="Grid Table 4" w:uiPriority="49"/>
+    <w:lsdException w:name="Grid Table 5 Dark" w:uiPriority="50"/>
+    <w:lsdException w:name="Grid Table 6 Colorful" w:uiPriority="51"/>
+    <w:lsdException w:name="Grid Table 7 Colorful" w:uiPriority="52"/>
+    <w:lsdException w:name="Grid Table 1 Light Accent 1" w:uiPriority="46"/>
+    <w:lsdException w:name="Grid Table 2 Accent 1" w:uiPriority="47"/>
+    <w:lsdException w:name="Grid Table 3 Accent 1" w:uiPriority="48"/>
+    <w:lsdException w:name="Grid Table 4 Accent 1" w:uiPriority="49"/>
+    <w:lsdException w:name="Grid Table 5 Dark Accent 1" w:uiPriority="50"/>
+    <w:lsdException w:name="Grid Table 6 Colorful Accent 1" w:uiPriority="51"/>
+    <w:lsdException w:name="Grid Table 7 Colorful Accent 1" w:uiPriority="52"/>
+    <w:lsdException w:name="Grid Table 1 Light Accent 2" w:uiPriority="46"/>
+    <w:lsdException w:name="Grid Table 2 Accent 2" w:uiPriority="47"/>
+    <w:lsdException w:name="Grid Table 3 Accent 2" w:uiPriority="48"/>
+    <w:lsdException w:name="Grid Table 4 Accent 2" w:uiPriority="49"/>
+    <w:lsdException w:name="Grid Table 5 Dark Accent 2" w:uiPriority="50"/>
+    <w:lsdException w:name="Grid Table 6 Colorful Accent 2" w:uiPriority="51"/>
+    <w:lsdException w:name="Grid Table 7 Colorful Accent 2" w:uiPriority="52"/>
+    <w:lsdException w:name="Grid Table 1 Light Accent 3" w:uiPriority="46"/>
+    <w:lsdException w:name="Grid Table 2 Accent 3" w:uiPriority="47"/>
+    <w:lsdException w:name="Grid Table 3 Accent 3" w:uiPriority="48"/>
+    <w:lsdException w:name="Grid Table 4 Accent 3" w:uiPriority="49"/>
+    <w:lsdException w:name="Grid Table 5 Dark Accent 3" w:uiPriority="50"/>
+    <w:lsdException w:name="Grid Table 6 Colorful Accent 3" w:uiPriority="51"/>
+    <w:lsdException w:name="Grid Table 7 Colorful Accent 3" w:uiPriority="52"/>
+    <w:lsdException w:name="Grid Table 1 Light Accent 4" w:uiPriority="46"/>
+    <w:lsdException w:name="Grid Table 2 Accent 4" w:uiPriority="47"/>
+    <w:lsdException w:name="Grid Table 3 Accent 4" w:uiPriority="48"/>
+    <w:lsdException w:name="Grid Table 4 Accent 4" w:uiPriority="49"/>
+    <w:lsdException w:name="Grid Table 5 Dark Accent 4" w:uiPriority="50"/>
+    <w:lsdException w:name="Grid Table 6 Colorful Accent 4" w:uiPriority="51"/>
+    <w:lsdException w:name="Grid Table 7 Colorful Accent 4" w:uiPriority="52"/>
+    <w:lsdException w:name="Grid Table 1 Light Accent 5" w:uiPriority="46"/>
+    <w:lsdException w:name="Grid Table 2 Accent 5" w:uiPriority="47"/>
+    <w:lsdException w:name="Grid Table 3 Accent 5" w:uiPriority="48"/>
+    <w:lsdException w:name="Grid Table 4 Accent 5" w:uiPriority="49"/>
+    <w:lsdException w:name="Grid Table 5 Dark Accent 5" w:uiPriority="50"/>
+    <w:lsdException w:name="Grid Table 6 Colorful Accent 5" w:uiPriority="51"/>
+    <w:lsdException w:name="Grid Table 7 Colorful Accent 5" w:uiPriority="52"/>
+    <w:lsdException w:name="Grid Table 1 Light Accent 6" w:uiPriority="46"/>
+    <w:lsdException w:name="Grid Table 2 Accent 6" w:uiPriority="47"/>
+    <w:lsdException w:name="Grid Table 3 Accent 6" w:uiPriority="48"/>
+    <w:lsdException w:name="Grid Table 4 Accent 6" w:uiPriority="49"/>
+    <w:lsdException w:name="Grid Table 5 Dark Accent 6" w:uiPriority="50"/>
+    <w:lsdException w:name="Grid Table 6 Colorful Accent 6" w:uiPriority="51"/>
+    <w:lsdException w:name="Grid Table 7 Colorful Accent 6" w:uiPriority="52"/>
+    <w:lsdException w:name="List Table 1 Light" w:uiPriority="46"/>
+    <w:lsdException w:name="List Table 2" w:uiPriority="47"/>
+    <w:lsdException w:name="List Table 3" w:uiPriority="48"/>
+    <w:lsdException w:name="List Table 4" w:uiPriority="49"/>
+    <w:lsdException w:name="List Table 5 Dark" w:uiPriority="50"/>
+    <w:lsdException w:name="List Table 6 Colorful" w:uiPriority="51"/>
+    <w:lsdException w:name="List Table 7 Colorful" w:uiPriority="52"/>
+    <w:lsdException w:name="List Table 1 Light Accent 1" w:uiPriority="46"/>
+    <w:lsdException w:name="List Table 2 Accent 1" w:uiPriority="47"/>
+    <w:lsdException w:name="List Table 3 Accent 1" w:uiPriority="48"/>
+    <w:lsdException w:name="List Table 4 Accent 1" w:uiPriority="49"/>
+    <w:lsdException w:name="List Table 5 Dark Accent 1" w:uiPriority="50"/>
+    <w:lsdException w:name="List Table 6 Colorful Accent 1" w:uiPriority="51"/>
+    <w:lsdException w:name="List Table 7 Colorful Accent 1" w:uiPriority="52"/>
+    <w:lsdException w:name="List Table 1 Light Accent 2" w:uiPriority="46"/>
+    <w:lsdException w:name="List Table 2 Accent 2" w:uiPriority="47"/>
+    <w:lsdException w:name="List Table 3 Accent 2" w:uiPriority="48"/>
+    <w:lsdException w:name="List Table 4 Accent 2" w:uiPriority="49"/>
+    <w:lsdException w:name="List Table 5 Dark Accent 2" w:uiPriority="50"/>
+    <w:lsdException w:name="List Table 6 Colorful Accent 2" w:uiPriority="51"/>
+    <w:lsdException w:name="List Table 7 Colorful Accent 2" w:uiPriority="52"/>
+    <w:lsdException w:name="List Table 1 Light Accent 3" w:uiPriority="46"/>
+    <w:lsdException w:name="List Table 2 Accent 3" w:uiPriority="47"/>
+    <w:lsdException w:name="List Table 3 Accent 3" w:uiPriority="48"/>
+    <w:lsdException w:name="List Table 4 Accent 3" w:uiPriority="49"/>
+    <w:lsdException w:name="List Table 5 Dark Accent 3" w:uiPriority="50"/>
+    <w:lsdException w:name="List Table 6 Colorful Accent 3" w:uiPriority="51"/>
+    <w:lsdException w:name="List Table 7 Colorful Accent 3" w:uiPriority="52"/>
+    <w:lsdException w:name="List Table 1 Light Accent 4" w:uiPriority="46"/>
+    <w:lsdException w:name="List Table 2 Accent 4" w:uiPriority="47"/>
+    <w:lsdException w:name="List Table 3 Accent 4" w:uiPriority="48"/>
+    <w:lsdException w:name="List Table 4 Accent 4" w:uiPriority="49"/>
+    <w:lsdException w:name="List Table 5 Dark Accent 4" w:uiPriority="50"/>
+    <w:lsdException w:name="List Table 6 Colorful Accent 4" w:uiPriority="51"/>
+    <w:lsdException w:name="List Table 7 Colorful Accent 4" w:uiPriority="52"/>
+    <w:lsdException w:name="List Table 1 Light Accent 5" w:uiPriority="46"/>
+    <w:lsdException w:name="List Table 2 Accent 5" w:uiPriority="47"/>
+    <w:lsdException w:name="List Table 3 Accent 5" w:uiPriority="48"/>
+    <w:lsdException w:name="List Table 4 Accent 5" w:uiPriority="49"/>
+    <w:lsdException w:name="List Table 5 Dark Accent 5" w:uiPriority="50"/>
+    <w:lsdException w:name="List Table 6 Colorful Accent 5" w:uiPriority="51"/>
+    <w:lsdException w:name="List Table 7 Colorful Accent 5" w:uiPriority="52"/>
+    <w:lsdException w:name="List Table 1 Light Accent 6" w:uiPriority="46"/>
+    <w:lsdException w:name="List Table 2 Accent 6" w:uiPriority="47"/>
+    <w:lsdException w:name="List Table 3 Accent 6" w:uiPriority="48"/>
+    <w:lsdException w:name="List Table 4 Accent 6" w:uiPriority="49"/>
+    <w:lsdException w:name="List Table 5 Dark Accent 6" w:uiPriority="50"/>
+    <w:lsdException w:name="List Table 6 Colorful Accent 6" w:uiPriority="51"/>
+    <w:lsdException w:name="List Table 7 Colorful Accent 6" w:uiPriority="52"/>
+    <w:lsdException w:name="Mention" w:semiHidden="1" w:unhideWhenUsed="1"/>
+    <w:lsdException w:name="Smart Hyperlink" w:semiHidden="1" w:unhideWhenUsed="1"/>
+    <w:lsdException w:name="Hashtag" w:semiHidden="1" w:unhideWhenUsed="1"/>
+    <w:lsdException w:name="Unresolved Mention" w:semiHidden="1" w:unhideWhenUsed="1"/>
+    <w:lsdException w:name="Smart Link" w:semiHidden="1" w:unhideWhenUsed="1"/>
+  </w:latentStyles>
+  <w:style w:type="paragraph" w:default="1" w:styleId="Normal">
+    <w:name w:val="Normal"/>
+    <w:qFormat/>
   </w:style>
   <w:style w:type="paragraph" w:styleId="Heading1">
     <w:name w:val="heading 1"/>
     <w:basedOn w:val="Normal"/>
     <w:next w:val="Normal"/>
+    <w:uiPriority w:val="9"/>
+    <w:qFormat/>
     <w:pPr>
-      <w:keepNext w:val="1"/>
-      <w:keepLines w:val="1"/>
-      <w:spacing w:after="80" w:before="360" w:lineRule="auto"/>
+      <w:keepNext/>
+      <w:keepLines/>
+      <w:spacing w:before="360" w:after="80"/>
+      <w:outlineLvl w:val="0"/>
     </w:pPr>
     <w:rPr>
-      <w:rFonts w:ascii="Play" w:cs="Play" w:eastAsia="Play" w:hAnsi="Play"/>
-      <w:color w:val="0f4761"/>
+      <w:rFonts w:ascii="Play" w:eastAsia="Play" w:hAnsi="Play" w:cs="Play"/>
+      <w:color w:val="0F4761"/>
       <w:sz w:val="40"/>
       <w:szCs w:val="40"/>
     </w:rPr>
@@ -1351,14 +1832,19 @@
     <w:name w:val="heading 2"/>
     <w:basedOn w:val="Normal"/>
     <w:next w:val="Normal"/>
+    <w:uiPriority w:val="9"/>
+    <w:semiHidden/>
+    <w:unhideWhenUsed/>
+    <w:qFormat/>
     <w:pPr>
-      <w:keepNext w:val="1"/>
-      <w:keepLines w:val="1"/>
-      <w:spacing w:after="80" w:before="160" w:lineRule="auto"/>
+      <w:keepNext/>
+      <w:keepLines/>
+      <w:spacing w:before="160" w:after="80"/>
+      <w:outlineLvl w:val="1"/>
     </w:pPr>
     <w:rPr>
-      <w:rFonts w:ascii="Play" w:cs="Play" w:eastAsia="Play" w:hAnsi="Play"/>
-      <w:color w:val="0f4761"/>
+      <w:rFonts w:ascii="Play" w:eastAsia="Play" w:hAnsi="Play" w:cs="Play"/>
+      <w:color w:val="0F4761"/>
       <w:sz w:val="32"/>
       <w:szCs w:val="32"/>
     </w:rPr>
@@ -1367,13 +1853,18 @@
     <w:name w:val="heading 3"/>
     <w:basedOn w:val="Normal"/>
     <w:next w:val="Normal"/>
+    <w:uiPriority w:val="9"/>
+    <w:semiHidden/>
+    <w:unhideWhenUsed/>
+    <w:qFormat/>
     <w:pPr>
-      <w:keepNext w:val="1"/>
-      <w:keepLines w:val="1"/>
-      <w:spacing w:after="80" w:before="160" w:lineRule="auto"/>
+      <w:keepNext/>
+      <w:keepLines/>
+      <w:spacing w:before="160" w:after="80"/>
+      <w:outlineLvl w:val="2"/>
     </w:pPr>
     <w:rPr>
-      <w:color w:val="0f4761"/>
+      <w:color w:val="0F4761"/>
       <w:sz w:val="28"/>
       <w:szCs w:val="28"/>
     </w:rPr>
@@ -1382,54 +1873,109 @@
     <w:name w:val="heading 4"/>
     <w:basedOn w:val="Normal"/>
     <w:next w:val="Normal"/>
+    <w:uiPriority w:val="9"/>
+    <w:semiHidden/>
+    <w:unhideWhenUsed/>
+    <w:qFormat/>
     <w:pPr>
-      <w:keepNext w:val="1"/>
-      <w:keepLines w:val="1"/>
-      <w:spacing w:after="40" w:before="80" w:lineRule="auto"/>
+      <w:keepNext/>
+      <w:keepLines/>
+      <w:spacing w:before="80" w:after="40"/>
+      <w:outlineLvl w:val="3"/>
     </w:pPr>
     <w:rPr>
-      <w:i w:val="1"/>
-      <w:iCs w:val="1"/>
-      <w:color w:val="0f4761"/>
+      <w:i/>
+      <w:iCs/>
+      <w:color w:val="0F4761"/>
     </w:rPr>
   </w:style>
   <w:style w:type="paragraph" w:styleId="Heading5">
     <w:name w:val="heading 5"/>
     <w:basedOn w:val="Normal"/>
     <w:next w:val="Normal"/>
+    <w:uiPriority w:val="9"/>
+    <w:semiHidden/>
+    <w:unhideWhenUsed/>
+    <w:qFormat/>
     <w:pPr>
-      <w:keepNext w:val="1"/>
-      <w:keepLines w:val="1"/>
-      <w:spacing w:after="40" w:before="80" w:lineRule="auto"/>
+      <w:keepNext/>
+      <w:keepLines/>
+      <w:spacing w:before="80" w:after="40"/>
+      <w:outlineLvl w:val="4"/>
     </w:pPr>
     <w:rPr>
-      <w:color w:val="0f4761"/>
+      <w:color w:val="0F4761"/>
     </w:rPr>
   </w:style>
   <w:style w:type="paragraph" w:styleId="Heading6">
     <w:name w:val="heading 6"/>
     <w:basedOn w:val="Normal"/>
     <w:next w:val="Normal"/>
+    <w:uiPriority w:val="9"/>
+    <w:semiHidden/>
+    <w:unhideWhenUsed/>
+    <w:qFormat/>
     <w:pPr>
-      <w:keepNext w:val="1"/>
-      <w:keepLines w:val="1"/>
-      <w:spacing w:after="0" w:before="40" w:lineRule="auto"/>
+      <w:keepNext/>
+      <w:keepLines/>
+      <w:spacing w:before="40" w:after="0"/>
+      <w:outlineLvl w:val="5"/>
     </w:pPr>
     <w:rPr>
-      <w:i w:val="1"/>
-      <w:iCs w:val="1"/>
+      <w:i/>
+      <w:iCs/>
       <w:color w:val="595959"/>
     </w:rPr>
+  </w:style>
+  <w:style w:type="character" w:default="1" w:styleId="DefaultParagraphFont">
+    <w:name w:val="Default Paragraph Font"/>
+    <w:uiPriority w:val="1"/>
+    <w:semiHidden/>
+    <w:unhideWhenUsed/>
+  </w:style>
+  <w:style w:type="table" w:default="1" w:styleId="TableNormal">
+    <w:name w:val="Normal Table"/>
+    <w:uiPriority w:val="99"/>
+    <w:semiHidden/>
+    <w:unhideWhenUsed/>
+    <w:tblPr>
+      <w:tblInd w:w="0" w:type="dxa"/>
+      <w:tblCellMar>
+        <w:top w:w="0" w:type="dxa"/>
+        <w:left w:w="108" w:type="dxa"/>
+        <w:bottom w:w="0" w:type="dxa"/>
+        <w:right w:w="108" w:type="dxa"/>
+      </w:tblCellMar>
+    </w:tblPr>
+  </w:style>
+  <w:style w:type="numbering" w:default="1" w:styleId="NoList">
+    <w:name w:val="No List"/>
+    <w:uiPriority w:val="99"/>
+    <w:semiHidden/>
+    <w:unhideWhenUsed/>
+  </w:style>
+  <w:style w:type="table" w:customStyle="1" w:styleId="TableNormal0">
+    <w:name w:val="TableNormal"/>
+    <w:tblPr>
+      <w:tblCellMar>
+        <w:top w:w="100" w:type="dxa"/>
+        <w:left w:w="100" w:type="dxa"/>
+        <w:bottom w:w="100" w:type="dxa"/>
+        <w:right w:w="100" w:type="dxa"/>
+      </w:tblCellMar>
+    </w:tblPr>
   </w:style>
   <w:style w:type="paragraph" w:styleId="Title">
     <w:name w:val="Title"/>
     <w:basedOn w:val="Normal"/>
     <w:next w:val="Normal"/>
+    <w:uiPriority w:val="10"/>
+    <w:qFormat/>
     <w:pPr>
       <w:spacing w:after="80" w:line="240" w:lineRule="auto"/>
     </w:pPr>
     <w:rPr>
-      <w:rFonts w:ascii="Play" w:cs="Play" w:eastAsia="Play" w:hAnsi="Play"/>
+      <w:rFonts w:ascii="Play" w:eastAsia="Play" w:hAnsi="Play" w:cs="Play"/>
       <w:sz w:val="56"/>
       <w:szCs w:val="56"/>
     </w:rPr>
@@ -1438,7 +1984,8 @@
     <w:name w:val="Subtitle"/>
     <w:basedOn w:val="Normal"/>
     <w:next w:val="Normal"/>
-    <w:pPr/>
+    <w:uiPriority w:val="11"/>
+    <w:qFormat/>
     <w:rPr>
       <w:color w:val="595959"/>
       <w:sz w:val="28"/>
@@ -1768,17 +2315,17 @@
 </a:theme>
 </file>
 
-<file path=customXML/item1.xml><?xml version="1.0" encoding="utf-8"?>
+<file path=customXml/item1.xml><?xml version="1.0" encoding="utf-8"?>
 <go:gDocsCustomXmlDataStorage xmlns:go="http://customooxmlschemas.google.com/" xmlns:r="http://schemas.openxmlformats.org/officeDocument/2006/relationships" uri="GoogleDocsCustomDataVersion2">
   <go:docsCustomData xmlns:go="http://customooxmlschemas.google.com/" roundtripDataSignature="AMtx7mi4GPNMFjQOewHg/TMj/1x4midgvA==">CgMxLjA4AHIhMWZ5N3RMMnd0a3RQZU9WVXBrRGVEZFhZeE9TMnYxSHli</go:docsCustomData>
 </go:gDocsCustomXmlDataStorage>
 </file>
 
-<file path=customXML/itemProps1.xml><?xml version="1.0" encoding="utf-8"?>
+<file path=customXml/itemProps1.xml><?xml version="1.0" encoding="utf-8"?>
 <ds:datastoreItem xmlns:ds="http://schemas.openxmlformats.org/officeDocument/2006/customXml" ds:itemID="{11111111-1234-1234-1234-123412341234}">
   <ds:schemaRefs>
+    <ds:schemaRef ds:uri="http://customooxmlschemas.google.com/"/>
     <ds:schemaRef ds:uri="http://schemas.openxmlformats.org/officeDocument/2006/relationships"/>
-    <ds:schemaRef ds:uri="http://customooxmlschemas.google.com/"/>
   </ds:schemaRefs>
 </ds:datastoreItem>
 </file>